--- a/Advanced-Digital-Design/howTo/howTo 90 Errors.docx
+++ b/Advanced-Digital-Design/howTo/howTo 90 Errors.docx
@@ -1,6 +1,6 @@
 
 <file path=word/document.xml><?xml version="1.0" encoding="utf-8"?>
-<w:document xmlns:wpc="http://schemas.microsoft.com/office/word/2010/wordprocessingCanvas" xmlns:cx="http://schemas.microsoft.com/office/drawing/2014/chartex" xmlns:cx1="http://schemas.microsoft.com/office/drawing/2015/9/8/chartex" xmlns:cx2="http://schemas.microsoft.com/office/drawing/2015/10/21/chartex" xmlns:cx3="http://schemas.microsoft.com/office/drawing/2016/5/9/chartex" xmlns:cx4="http://schemas.microsoft.com/office/drawing/2016/5/10/chartex" xmlns:cx5="http://schemas.microsoft.com/office/drawing/2016/5/11/chartex" xmlns:cx6="http://schemas.microsoft.com/office/drawing/2016/5/12/chartex" xmlns:cx7="http://schemas.microsoft.com/office/drawing/2016/5/13/chartex" xmlns:cx8="http://schemas.microsoft.com/office/drawing/2016/5/14/chartex" xmlns:mc="http://schemas.openxmlformats.org/markup-compatibility/2006" xmlns:aink="http://schemas.microsoft.com/office/drawing/2016/ink" xmlns:am3d="http://schemas.microsoft.com/office/drawing/2017/model3d" xmlns:o="urn:schemas-microsoft-com:office:office" xmlns:oel="http://schemas.microsoft.com/office/2019/extlst" xmlns:r="http://schemas.openxmlformats.org/officeDocument/2006/relationships" xmlns:m="http://schemas.openxmlformats.org/officeDocument/2006/math" xmlns:v="urn:schemas-microsoft-com:vml" xmlns:wp14="http://schemas.microsoft.com/office/word/2010/wordprocessingDrawing" xmlns:wp="http://schemas.openxmlformats.org/drawingml/2006/wordprocessingDrawing" xmlns:w10="urn:schemas-microsoft-com:office:word" xmlns:w="http://schemas.openxmlformats.org/wordprocessingml/2006/main" xmlns:w14="http://schemas.microsoft.com/office/word/2010/wordml" xmlns:w15="http://schemas.microsoft.com/office/word/2012/wordml" xmlns:w16cex="http://schemas.microsoft.com/office/word/2018/wordml/cex" xmlns:w16cid="http://schemas.microsoft.com/office/word/2016/wordml/cid" xmlns:w16="http://schemas.microsoft.com/office/word/2018/wordml" xmlns:w16sdtdh="http://schemas.microsoft.com/office/word/2020/wordml/sdtdatahash" xmlns:w16se="http://schemas.microsoft.com/office/word/2015/wordml/symex" xmlns:wpg="http://schemas.microsoft.com/office/word/2010/wordprocessingGroup" xmlns:wpi="http://schemas.microsoft.com/office/word/2010/wordprocessingInk" xmlns:wne="http://schemas.microsoft.com/office/word/2006/wordml" xmlns:wps="http://schemas.microsoft.com/office/word/2010/wordprocessingShape" mc:Ignorable="w14 w15 w16se w16cid w16 w16cex w16sdtdh wp14">
+<w:document xmlns:wpc="http://schemas.microsoft.com/office/word/2010/wordprocessingCanvas" xmlns:cx="http://schemas.microsoft.com/office/drawing/2014/chartex" xmlns:cx1="http://schemas.microsoft.com/office/drawing/2015/9/8/chartex" xmlns:cx2="http://schemas.microsoft.com/office/drawing/2015/10/21/chartex" xmlns:cx3="http://schemas.microsoft.com/office/drawing/2016/5/9/chartex" xmlns:cx4="http://schemas.microsoft.com/office/drawing/2016/5/10/chartex" xmlns:cx5="http://schemas.microsoft.com/office/drawing/2016/5/11/chartex" xmlns:cx6="http://schemas.microsoft.com/office/drawing/2016/5/12/chartex" xmlns:cx7="http://schemas.microsoft.com/office/drawing/2016/5/13/chartex" xmlns:cx8="http://schemas.microsoft.com/office/drawing/2016/5/14/chartex" xmlns:mc="http://schemas.openxmlformats.org/markup-compatibility/2006" xmlns:aink="http://schemas.microsoft.com/office/drawing/2016/ink" xmlns:am3d="http://schemas.microsoft.com/office/drawing/2017/model3d" xmlns:o="urn:schemas-microsoft-com:office:office" xmlns:oel="http://schemas.microsoft.com/office/2019/extlst" xmlns:r="http://schemas.openxmlformats.org/officeDocument/2006/relationships" xmlns:m="http://schemas.openxmlformats.org/officeDocument/2006/math" xmlns:v="urn:schemas-microsoft-com:vml" xmlns:wp14="http://schemas.microsoft.com/office/word/2010/wordprocessingDrawing" xmlns:wp="http://schemas.openxmlformats.org/drawingml/2006/wordprocessingDrawing" xmlns:w10="urn:schemas-microsoft-com:office:word" xmlns:w="http://schemas.openxmlformats.org/wordprocessingml/2006/main" xmlns:w14="http://schemas.microsoft.com/office/word/2010/wordml" xmlns:w15="http://schemas.microsoft.com/office/word/2012/wordml" xmlns:w16cex="http://schemas.microsoft.com/office/word/2018/wordml/cex" xmlns:w16cid="http://schemas.microsoft.com/office/word/2016/wordml/cid" xmlns:w16="http://schemas.microsoft.com/office/word/2018/wordml" xmlns:w16du="http://schemas.microsoft.com/office/word/2023/wordml/word16du" xmlns:w16sdtdh="http://schemas.microsoft.com/office/word/2020/wordml/sdtdatahash" xmlns:w16sdtfl="http://schemas.microsoft.com/office/word/2024/wordml/sdtformatlock" xmlns:w16se="http://schemas.microsoft.com/office/word/2015/wordml/symex" xmlns:wpg="http://schemas.microsoft.com/office/word/2010/wordprocessingGroup" xmlns:wpi="http://schemas.microsoft.com/office/word/2010/wordprocessingInk" xmlns:wne="http://schemas.microsoft.com/office/word/2006/wordml" xmlns:wps="http://schemas.microsoft.com/office/word/2010/wordprocessingShape" mc:Ignorable="w14 w15 w16se w16cid w16 w16cex w16sdtdh w16sdtfl w16du wp14">
   <w:body>
     <w:p>
       <w:pPr>
@@ -35,16 +35,8 @@
         <w:rPr>
           <w:rFonts w:asciiTheme="minorHAnsi" w:hAnsiTheme="minorHAnsi" w:cstheme="minorHAnsi"/>
         </w:rPr>
-        <w:t xml:space="preserve">in </w:t>
-      </w:r>
-      <w:proofErr w:type="spellStart"/>
-      <w:r>
-        <w:rPr>
-          <w:rFonts w:asciiTheme="minorHAnsi" w:hAnsiTheme="minorHAnsi" w:cstheme="minorHAnsi"/>
-        </w:rPr>
-        <w:t>Vivado</w:t>
-      </w:r>
-      <w:proofErr w:type="spellEnd"/>
+        <w:t>in Vivado</w:t>
+      </w:r>
       <w:r>
         <w:rPr>
           <w:rFonts w:asciiTheme="minorHAnsi" w:hAnsiTheme="minorHAnsi" w:cstheme="minorHAnsi"/>
@@ -99,30 +91,8 @@
         <w:rPr>
           <w:rFonts w:asciiTheme="minorHAnsi" w:hAnsiTheme="minorHAnsi" w:cstheme="minorHAnsi"/>
         </w:rPr>
-        <w:t>\sim_1\</w:t>
-      </w:r>
-      <w:proofErr w:type="spellStart"/>
-      <w:r>
-        <w:rPr>
-          <w:rFonts w:asciiTheme="minorHAnsi" w:hAnsiTheme="minorHAnsi" w:cstheme="minorHAnsi"/>
-        </w:rPr>
-        <w:t>behav</w:t>
-      </w:r>
-      <w:proofErr w:type="spellEnd"/>
-      <w:r>
-        <w:rPr>
-          <w:rFonts w:asciiTheme="minorHAnsi" w:hAnsiTheme="minorHAnsi" w:cstheme="minorHAnsi"/>
-        </w:rPr>
-        <w:t>\</w:t>
-      </w:r>
-      <w:proofErr w:type="spellStart"/>
-      <w:r>
-        <w:rPr>
-          <w:rFonts w:asciiTheme="minorHAnsi" w:hAnsiTheme="minorHAnsi" w:cstheme="minorHAnsi"/>
-        </w:rPr>
-        <w:t>xsim</w:t>
-      </w:r>
-      <w:proofErr w:type="spellEnd"/>
+        <w:t>\sim_1\behav\xsim</w:t>
+      </w:r>
       <w:r>
         <w:rPr>
           <w:rFonts w:asciiTheme="minorHAnsi" w:hAnsiTheme="minorHAnsi" w:cstheme="minorHAnsi"/>
@@ -196,21 +166,7 @@
         <w:rPr>
           <w:rFonts w:asciiTheme="minorHAnsi" w:hAnsiTheme="minorHAnsi" w:cstheme="minorHAnsi"/>
         </w:rPr>
-        <w:t xml:space="preserve">When </w:t>
-      </w:r>
-      <w:proofErr w:type="spellStart"/>
-      <w:r>
-        <w:rPr>
-          <w:rFonts w:asciiTheme="minorHAnsi" w:hAnsiTheme="minorHAnsi" w:cstheme="minorHAnsi"/>
-        </w:rPr>
-        <w:t>Vivado</w:t>
-      </w:r>
-      <w:proofErr w:type="spellEnd"/>
-      <w:r>
-        <w:rPr>
-          <w:rFonts w:asciiTheme="minorHAnsi" w:hAnsiTheme="minorHAnsi" w:cstheme="minorHAnsi"/>
-        </w:rPr>
-        <w:t xml:space="preserve"> complains that it cannot find a file that you have added, delete all the files in:</w:t>
+        <w:t>When Vivado complains that it cannot find a file that you have added, delete all the files in:</w:t>
       </w:r>
     </w:p>
     <w:p>
@@ -243,58 +199,8 @@
         <w:rPr>
           <w:rFonts w:asciiTheme="minorHAnsi" w:hAnsiTheme="minorHAnsi" w:cstheme="minorHAnsi"/>
         </w:rPr>
-        <w:t>.sim\sim_1\</w:t>
-      </w:r>
-      <w:proofErr w:type="spellStart"/>
-      <w:r>
-        <w:rPr>
-          <w:rFonts w:asciiTheme="minorHAnsi" w:hAnsiTheme="minorHAnsi" w:cstheme="minorHAnsi"/>
-        </w:rPr>
-        <w:t>behav</w:t>
-      </w:r>
-      <w:proofErr w:type="spellEnd"/>
-      <w:r>
-        <w:rPr>
-          <w:rFonts w:asciiTheme="minorHAnsi" w:hAnsiTheme="minorHAnsi" w:cstheme="minorHAnsi"/>
-        </w:rPr>
-        <w:t>\</w:t>
-      </w:r>
-      <w:proofErr w:type="spellStart"/>
-      <w:r>
-        <w:rPr>
-          <w:rFonts w:asciiTheme="minorHAnsi" w:hAnsiTheme="minorHAnsi" w:cstheme="minorHAnsi"/>
-        </w:rPr>
-        <w:t>xsim</w:t>
-      </w:r>
-      <w:proofErr w:type="spellEnd"/>
-      <w:r>
-        <w:rPr>
-          <w:rFonts w:asciiTheme="minorHAnsi" w:hAnsiTheme="minorHAnsi" w:cstheme="minorHAnsi"/>
-        </w:rPr>
-        <w:t>\</w:t>
-      </w:r>
-      <w:proofErr w:type="spellStart"/>
-      <w:r>
-        <w:rPr>
-          <w:rFonts w:asciiTheme="minorHAnsi" w:hAnsiTheme="minorHAnsi" w:cstheme="minorHAnsi"/>
-        </w:rPr>
-        <w:t>xsim.dir</w:t>
-      </w:r>
-      <w:proofErr w:type="spellEnd"/>
-      <w:r>
-        <w:rPr>
-          <w:rFonts w:asciiTheme="minorHAnsi" w:hAnsiTheme="minorHAnsi" w:cstheme="minorHAnsi"/>
-        </w:rPr>
-        <w:t>\</w:t>
-      </w:r>
-      <w:proofErr w:type="spellStart"/>
-      <w:r>
-        <w:rPr>
-          <w:rFonts w:asciiTheme="minorHAnsi" w:hAnsiTheme="minorHAnsi" w:cstheme="minorHAnsi"/>
-        </w:rPr>
-        <w:t>xil_defaultlib</w:t>
-      </w:r>
-      <w:proofErr w:type="spellEnd"/>
+        <w:t>.sim\sim_1\behav\xsim\xsim.dir\xil_defaultlib</w:t>
+      </w:r>
     </w:p>
     <w:p>
       <w:pPr>
@@ -379,35 +285,7 @@
         <w:rPr>
           <w:rFonts w:asciiTheme="minorHAnsi" w:hAnsiTheme="minorHAnsi" w:cstheme="minorHAnsi"/>
         </w:rPr>
-        <w:t>[</w:t>
-      </w:r>
-      <w:proofErr w:type="spellStart"/>
-      <w:r>
-        <w:rPr>
-          <w:rFonts w:asciiTheme="minorHAnsi" w:hAnsiTheme="minorHAnsi" w:cstheme="minorHAnsi"/>
-        </w:rPr>
-        <w:t>IP_Flow</w:t>
-      </w:r>
-      <w:proofErr w:type="spellEnd"/>
-      <w:r>
-        <w:rPr>
-          <w:rFonts w:asciiTheme="minorHAnsi" w:hAnsiTheme="minorHAnsi" w:cstheme="minorHAnsi"/>
-        </w:rPr>
-        <w:t xml:space="preserve"> 19-4995] The host OS only allows 260 characters in a normal path. The IP cache path is more than 80 characters. If you experience issues with IP caching, please consider changing the IP cache to a location with a shorter path. Alternately consider using the OS </w:t>
-      </w:r>
-      <w:proofErr w:type="spellStart"/>
-      <w:r>
-        <w:rPr>
-          <w:rFonts w:asciiTheme="minorHAnsi" w:hAnsiTheme="minorHAnsi" w:cstheme="minorHAnsi"/>
-        </w:rPr>
-        <w:t>subst</w:t>
-      </w:r>
-      <w:proofErr w:type="spellEnd"/>
-      <w:r>
-        <w:rPr>
-          <w:rFonts w:asciiTheme="minorHAnsi" w:hAnsiTheme="minorHAnsi" w:cstheme="minorHAnsi"/>
-        </w:rPr>
-        <w:t xml:space="preserve"> command to map part of the path to a drive letter. </w:t>
+        <w:t xml:space="preserve">[IP_Flow 19-4995] The host OS only allows 260 characters in a normal path. The IP cache path is more than 80 characters. If you experience issues with IP caching, please consider changing the IP cache to a location with a shorter path. Alternately consider using the OS subst command to map part of the path to a drive letter. </w:t>
       </w:r>
     </w:p>
     <w:p>
@@ -461,79 +339,8 @@
         <w:rPr>
           <w:rFonts w:asciiTheme="minorHAnsi" w:hAnsiTheme="minorHAnsi" w:cstheme="minorHAnsi"/>
         </w:rPr>
-        <w:t>[</w:t>
-      </w:r>
-      <w:proofErr w:type="spellStart"/>
-      <w:r>
-        <w:rPr>
-          <w:rFonts w:asciiTheme="minorHAnsi" w:hAnsiTheme="minorHAnsi" w:cstheme="minorHAnsi"/>
-        </w:rPr>
-        <w:t>IP_Flow</w:t>
-      </w:r>
-      <w:proofErr w:type="spellEnd"/>
-      <w:r>
-        <w:rPr>
-          <w:rFonts w:asciiTheme="minorHAnsi" w:hAnsiTheme="minorHAnsi" w:cstheme="minorHAnsi"/>
-        </w:rPr>
-        <w:t xml:space="preserve"> 19-626] File Group '</w:t>
-      </w:r>
-      <w:proofErr w:type="spellStart"/>
-      <w:r>
-        <w:rPr>
-          <w:rFonts w:asciiTheme="minorHAnsi" w:hAnsiTheme="minorHAnsi" w:cstheme="minorHAnsi"/>
-        </w:rPr>
-        <w:t>xilinx_vhdlsynthesis</w:t>
-      </w:r>
-      <w:proofErr w:type="spellEnd"/>
-      <w:r>
-        <w:rPr>
-          <w:rFonts w:asciiTheme="minorHAnsi" w:hAnsiTheme="minorHAnsi" w:cstheme="minorHAnsi"/>
-        </w:rPr>
-        <w:t xml:space="preserve"> (VHDL Synthesis)': </w:t>
-      </w:r>
-      <w:proofErr w:type="spellStart"/>
-      <w:r>
-        <w:rPr>
-          <w:rFonts w:asciiTheme="minorHAnsi" w:hAnsiTheme="minorHAnsi" w:cstheme="minorHAnsi"/>
-        </w:rPr>
-        <w:t>verilogSource</w:t>
-      </w:r>
-      <w:proofErr w:type="spellEnd"/>
-      <w:r>
-        <w:rPr>
-          <w:rFonts w:asciiTheme="minorHAnsi" w:hAnsiTheme="minorHAnsi" w:cstheme="minorHAnsi"/>
-        </w:rPr>
-        <w:t xml:space="preserve"> </w:t>
-      </w:r>
-      <w:proofErr w:type="spellStart"/>
-      <w:r>
-        <w:rPr>
-          <w:rFonts w:asciiTheme="minorHAnsi" w:hAnsiTheme="minorHAnsi" w:cstheme="minorHAnsi"/>
-        </w:rPr>
-        <w:t>subcore</w:t>
-      </w:r>
-      <w:proofErr w:type="spellEnd"/>
-      <w:r>
-        <w:rPr>
-          <w:rFonts w:asciiTheme="minorHAnsi" w:hAnsiTheme="minorHAnsi" w:cstheme="minorHAnsi"/>
-        </w:rPr>
-        <w:t xml:space="preserve"> file "</w:t>
-      </w:r>
-      <w:proofErr w:type="spellStart"/>
-      <w:r>
-        <w:rPr>
-          <w:rFonts w:asciiTheme="minorHAnsi" w:hAnsiTheme="minorHAnsi" w:cstheme="minorHAnsi"/>
-        </w:rPr>
-        <w:t>hdl</w:t>
-      </w:r>
-      <w:proofErr w:type="spellEnd"/>
-      <w:r>
-        <w:rPr>
-          <w:rFonts w:asciiTheme="minorHAnsi" w:hAnsiTheme="minorHAnsi" w:cstheme="minorHAnsi"/>
-        </w:rPr>
-        <w:t>/</w:t>
-      </w:r>
-      <w:proofErr w:type="spellStart"/>
+        <w:t>[IP_Flow 19-626] File Group 'xilinx_vhdlsynthesis (VHDL Synthesis)': verilogSource subcore file "hdl/</w:t>
+      </w:r>
       <w:proofErr w:type="gramStart"/>
       <w:r>
         <w:rPr>
@@ -541,7 +348,6 @@
         </w:rPr>
         <w:t>encode.v</w:t>
       </w:r>
-      <w:proofErr w:type="spellEnd"/>
       <w:proofErr w:type="gramEnd"/>
       <w:r>
         <w:rPr>
@@ -602,68 +408,22 @@
         <w:rPr>
           <w:rFonts w:asciiTheme="minorHAnsi" w:hAnsiTheme="minorHAnsi" w:cstheme="minorHAnsi"/>
         </w:rPr>
-        <w:t xml:space="preserve">You have an existing Vitis project using an XSA file created in </w:t>
-      </w:r>
-      <w:proofErr w:type="spellStart"/>
-      <w:r>
-        <w:rPr>
-          <w:rFonts w:asciiTheme="minorHAnsi" w:hAnsiTheme="minorHAnsi" w:cstheme="minorHAnsi"/>
-        </w:rPr>
-        <w:t>Vivado</w:t>
-      </w:r>
-      <w:proofErr w:type="spellEnd"/>
-      <w:r>
-        <w:rPr>
-          <w:rFonts w:asciiTheme="minorHAnsi" w:hAnsiTheme="minorHAnsi" w:cstheme="minorHAnsi"/>
-        </w:rPr>
-        <w:t xml:space="preserve">.  This XSA file is a combination of the Zynq and custom IP.  You have gone back in </w:t>
-      </w:r>
-      <w:proofErr w:type="gramStart"/>
-      <w:r>
-        <w:rPr>
-          <w:rFonts w:asciiTheme="minorHAnsi" w:hAnsiTheme="minorHAnsi" w:cstheme="minorHAnsi"/>
-        </w:rPr>
-        <w:t>an</w:t>
-      </w:r>
-      <w:proofErr w:type="gramEnd"/>
-      <w:r>
-        <w:rPr>
-          <w:rFonts w:asciiTheme="minorHAnsi" w:hAnsiTheme="minorHAnsi" w:cstheme="minorHAnsi"/>
-        </w:rPr>
-        <w:t xml:space="preserve"> re-edited the custom IP.  Updated the IP Repo, re-generated product terms, generated the generated bitstream and then exported hardware.  Back in Vitis you update the hardware specification.  Then trying to compile you get an error that </w:t>
-      </w:r>
-      <w:proofErr w:type="spellStart"/>
-      <w:r>
-        <w:rPr>
-          <w:rFonts w:asciiTheme="minorHAnsi" w:hAnsiTheme="minorHAnsi" w:cstheme="minorHAnsi"/>
-        </w:rPr>
-        <w:t>myCustomIP.h</w:t>
-      </w:r>
-      <w:proofErr w:type="spellEnd"/>
-      <w:r>
-        <w:rPr>
-          <w:rFonts w:asciiTheme="minorHAnsi" w:hAnsiTheme="minorHAnsi" w:cstheme="minorHAnsi"/>
-        </w:rPr>
-        <w:t xml:space="preserve"> file is not found.  </w:t>
-      </w:r>
-      <w:r>
-        <w:t xml:space="preserve">Especially after updating your custom IP, check it has been assigned an address using the Address Editor tab.  The image below is from </w:t>
-      </w:r>
-      <w:proofErr w:type="spellStart"/>
-      <w:r>
-        <w:t>Vivado</w:t>
-      </w:r>
-      <w:proofErr w:type="spellEnd"/>
-      <w:r>
-        <w:t xml:space="preserve"> and shows that the </w:t>
-      </w:r>
-      <w:proofErr w:type="spellStart"/>
-      <w:r>
-        <w:t>acquireWithHDMI</w:t>
-      </w:r>
-      <w:proofErr w:type="spellEnd"/>
-      <w:r>
-        <w:t xml:space="preserve"> module was not being assigned an address in the memory space of the Zynq.  I added a second instance which was assigned an address :/</w:t>
+        <w:t>You have an existing Vitis project using an XSA file created in Vivado.  This XSA file is a combination of the Zynq and custom IP.  You have gone back in an</w:t>
+      </w:r>
+      <w:r>
+        <w:rPr>
+          <w:rFonts w:asciiTheme="minorHAnsi" w:hAnsiTheme="minorHAnsi" w:cstheme="minorHAnsi"/>
+        </w:rPr>
+        <w:t>d</w:t>
+      </w:r>
+      <w:r>
+        <w:rPr>
+          <w:rFonts w:asciiTheme="minorHAnsi" w:hAnsiTheme="minorHAnsi" w:cstheme="minorHAnsi"/>
+        </w:rPr>
+        <w:t xml:space="preserve"> re-edited the custom IP.  Updated the IP Repo, re-generated product terms, generated the generated bitstream and then exported hardware.  Back in Vitis you update the hardware specification.  Then trying to compile you get an error that myCustomIP.h file is not found.  </w:t>
+      </w:r>
+      <w:r>
+        <w:t>Especially after updating your custom IP, check it has been assigned an address using the Address Editor tab.  The image below is from Vivado and shows that the acquireWithHDMI module was not being assigned an address in the memory space of the Zynq.  I added a second instance which was assigned an address :/</w:t>
       </w:r>
     </w:p>
     <w:p>
@@ -762,27 +522,7 @@
         <w:rPr>
           <w:rFonts w:asciiTheme="minorHAnsi" w:hAnsiTheme="minorHAnsi" w:cstheme="minorHAnsi"/>
         </w:rPr>
-        <w:t xml:space="preserve">In </w:t>
-      </w:r>
-      <w:proofErr w:type="spellStart"/>
-      <w:r>
-        <w:rPr>
-          <w:rFonts w:asciiTheme="minorHAnsi" w:hAnsiTheme="minorHAnsi" w:cstheme="minorHAnsi"/>
-        </w:rPr>
-        <w:t>Vivado</w:t>
-      </w:r>
-      <w:proofErr w:type="spellEnd"/>
-      <w:r>
-        <w:rPr>
-          <w:rFonts w:asciiTheme="minorHAnsi" w:hAnsiTheme="minorHAnsi" w:cstheme="minorHAnsi"/>
-        </w:rPr>
-        <w:t>, r</w:t>
-      </w:r>
-      <w:r>
-        <w:rPr>
-          <w:rFonts w:asciiTheme="minorHAnsi" w:hAnsiTheme="minorHAnsi" w:cstheme="minorHAnsi"/>
-        </w:rPr>
-        <w:t>ight click on custom IP and select assign.  Bingo!</w:t>
+        <w:t>In Vivado, right click on custom IP and select assign.  Bingo!</w:t>
       </w:r>
     </w:p>
     <w:p>
@@ -914,23 +654,7 @@
           <w:b/>
           <w:bCs/>
         </w:rPr>
-        <w:t xml:space="preserve">VADO forgets where </w:t>
-      </w:r>
-      <w:proofErr w:type="spellStart"/>
-      <w:r>
-        <w:rPr>
-          <w:b/>
-          <w:bCs/>
-        </w:rPr>
-        <w:t>src</w:t>
-      </w:r>
-      <w:proofErr w:type="spellEnd"/>
-      <w:r>
-        <w:rPr>
-          <w:b/>
-          <w:bCs/>
-        </w:rPr>
-        <w:t xml:space="preserve"> folder are</w:t>
+        <w:t>VADO forgets where src folder are</w:t>
       </w:r>
     </w:p>
     <w:p>
@@ -959,19 +683,11 @@
         </w:rPr>
         <w:t xml:space="preserve"> the files are.  But this doesn’t make sense because they are in the </w:t>
       </w:r>
-      <w:proofErr w:type="spellStart"/>
-      <w:r>
-        <w:rPr>
-          <w:rFonts w:asciiTheme="minorHAnsi" w:hAnsiTheme="minorHAnsi" w:cstheme="minorHAnsi"/>
-        </w:rPr>
-        <w:t>src</w:t>
-      </w:r>
-      <w:proofErr w:type="spellEnd"/>
-      <w:r>
-        <w:rPr>
-          <w:rFonts w:asciiTheme="minorHAnsi" w:hAnsiTheme="minorHAnsi" w:cstheme="minorHAnsi"/>
-        </w:rPr>
-        <w:t xml:space="preserve"> folder associated with the IP???</w:t>
+      <w:r>
+        <w:rPr>
+          <w:rFonts w:asciiTheme="minorHAnsi" w:hAnsiTheme="minorHAnsi" w:cstheme="minorHAnsi"/>
+        </w:rPr>
+        <w:t>src folder associated with the IP???</w:t>
       </w:r>
     </w:p>
     <w:p>
@@ -987,7 +703,7 @@
           <w:noProof/>
         </w:rPr>
         <w:drawing>
-          <wp:anchor distT="0" distB="0" distL="114300" distR="114300" simplePos="0" relativeHeight="251658240" behindDoc="0" locked="0" layoutInCell="1" allowOverlap="1" wp14:anchorId="065D3285" wp14:editId="7FC15A62">
+          <wp:anchor distT="0" distB="0" distL="114300" distR="114300" simplePos="0" relativeHeight="251658240" behindDoc="0" locked="0" layoutInCell="1" allowOverlap="1" wp14:anchorId="065D3285" wp14:editId="214593D6">
             <wp:simplePos x="0" y="0"/>
             <wp:positionH relativeFrom="column">
               <wp:posOffset>4218971</wp:posOffset>
@@ -1047,7 +763,7 @@
           <w:noProof/>
         </w:rPr>
         <w:drawing>
-          <wp:anchor distT="0" distB="0" distL="114300" distR="114300" simplePos="0" relativeHeight="251659264" behindDoc="0" locked="0" layoutInCell="1" allowOverlap="1" wp14:anchorId="06BD7587" wp14:editId="7FE9F663">
+          <wp:anchor distT="0" distB="0" distL="114300" distR="114300" simplePos="0" relativeHeight="251659264" behindDoc="0" locked="0" layoutInCell="1" allowOverlap="1" wp14:anchorId="06BD7587" wp14:editId="039C6118">
             <wp:simplePos x="0" y="0"/>
             <wp:positionH relativeFrom="column">
               <wp:posOffset>1950334</wp:posOffset>
@@ -1296,83 +1012,13 @@
         <w:rPr>
           <w:rFonts w:asciiTheme="minorHAnsi" w:hAnsiTheme="minorHAnsi" w:cstheme="minorHAnsi"/>
         </w:rPr>
-        <w:t xml:space="preserve">In the Add Files pop-up, navigate to </w:t>
-      </w:r>
-      <w:proofErr w:type="spellStart"/>
-      <w:r>
-        <w:rPr>
-          <w:rFonts w:asciiTheme="minorHAnsi" w:hAnsiTheme="minorHAnsi" w:cstheme="minorHAnsi"/>
-        </w:rPr>
-        <w:t>ipRepo</w:t>
-      </w:r>
-      <w:proofErr w:type="spellEnd"/>
-      <w:r>
-        <w:rPr>
-          <w:rFonts w:asciiTheme="minorHAnsi" w:hAnsiTheme="minorHAnsi" w:cstheme="minorHAnsi"/>
-        </w:rPr>
-        <w:t>/&lt;</w:t>
-      </w:r>
-      <w:proofErr w:type="spellStart"/>
-      <w:r>
-        <w:rPr>
-          <w:rFonts w:asciiTheme="minorHAnsi" w:hAnsiTheme="minorHAnsi" w:cstheme="minorHAnsi"/>
-        </w:rPr>
-        <w:t>repoName</w:t>
-      </w:r>
-      <w:proofErr w:type="spellEnd"/>
-      <w:r>
-        <w:rPr>
-          <w:rFonts w:asciiTheme="minorHAnsi" w:hAnsiTheme="minorHAnsi" w:cstheme="minorHAnsi"/>
-        </w:rPr>
-        <w:t>&gt;/</w:t>
-      </w:r>
-      <w:proofErr w:type="spellStart"/>
-      <w:r>
-        <w:rPr>
-          <w:rFonts w:asciiTheme="minorHAnsi" w:hAnsiTheme="minorHAnsi" w:cstheme="minorHAnsi"/>
-        </w:rPr>
-        <w:t>s</w:t>
-      </w:r>
-      <w:r>
-        <w:rPr>
-          <w:rFonts w:asciiTheme="minorHAnsi" w:hAnsiTheme="minorHAnsi" w:cstheme="minorHAnsi"/>
-        </w:rPr>
-        <w:t>rc</w:t>
-      </w:r>
-      <w:proofErr w:type="spellEnd"/>
-      <w:r>
-        <w:rPr>
-          <w:rFonts w:asciiTheme="minorHAnsi" w:hAnsiTheme="minorHAnsi" w:cstheme="minorHAnsi"/>
-        </w:rPr>
-        <w:t>/&lt;</w:t>
-      </w:r>
-      <w:proofErr w:type="spellStart"/>
-      <w:r>
-        <w:rPr>
-          <w:rFonts w:asciiTheme="minorHAnsi" w:hAnsiTheme="minorHAnsi" w:cstheme="minorHAnsi"/>
-        </w:rPr>
-        <w:t>instanitateIP</w:t>
-      </w:r>
-      <w:proofErr w:type="spellEnd"/>
-      <w:r>
-        <w:rPr>
-          <w:rFonts w:asciiTheme="minorHAnsi" w:hAnsiTheme="minorHAnsi" w:cstheme="minorHAnsi"/>
-        </w:rPr>
-        <w:t>&gt;/&lt;</w:t>
-      </w:r>
-      <w:proofErr w:type="spellStart"/>
-      <w:r>
-        <w:rPr>
-          <w:rFonts w:asciiTheme="minorHAnsi" w:hAnsiTheme="minorHAnsi" w:cstheme="minorHAnsi"/>
-        </w:rPr>
-        <w:t>instantiateIP</w:t>
-      </w:r>
-      <w:proofErr w:type="spellEnd"/>
-      <w:r>
-        <w:rPr>
-          <w:rFonts w:asciiTheme="minorHAnsi" w:hAnsiTheme="minorHAnsi" w:cstheme="minorHAnsi"/>
-        </w:rPr>
-        <w:t>&gt;.xci</w:t>
+        <w:t>In the Add Files pop-up, navigate to ipRepo/&lt;repoName&gt;/s</w:t>
+      </w:r>
+      <w:r>
+        <w:rPr>
+          <w:rFonts w:asciiTheme="minorHAnsi" w:hAnsiTheme="minorHAnsi" w:cstheme="minorHAnsi"/>
+        </w:rPr>
+        <w:t>rc/&lt;instanitateIP&gt;/&lt;instantiateIP&gt;.xci</w:t>
       </w:r>
     </w:p>
     <w:p>
@@ -1421,21 +1067,7 @@
         <w:rPr>
           <w:rFonts w:asciiTheme="minorHAnsi" w:hAnsiTheme="minorHAnsi" w:cstheme="minorHAnsi"/>
         </w:rPr>
-        <w:t xml:space="preserve">The real goal of this is to copy the TCL command used to add the </w:t>
-      </w:r>
-      <w:proofErr w:type="spellStart"/>
-      <w:r>
-        <w:rPr>
-          <w:rFonts w:asciiTheme="minorHAnsi" w:hAnsiTheme="minorHAnsi" w:cstheme="minorHAnsi"/>
-        </w:rPr>
-        <w:t>instantiateIP</w:t>
-      </w:r>
-      <w:proofErr w:type="spellEnd"/>
-      <w:r>
-        <w:rPr>
-          <w:rFonts w:asciiTheme="minorHAnsi" w:hAnsiTheme="minorHAnsi" w:cstheme="minorHAnsi"/>
-        </w:rPr>
-        <w:t xml:space="preserve"> repo.  In our case the blue text below.</w:t>
+        <w:t>The real goal of this is to copy the TCL command used to add the instantiateIP repo.  In our case the blue text below.</w:t>
       </w:r>
     </w:p>
     <w:p>
@@ -1456,53 +1088,12 @@
           <w:color w:val="00B0F0"/>
         </w:rPr>
       </w:pPr>
-      <w:proofErr w:type="spellStart"/>
       <w:r>
         <w:rPr>
           <w:rFonts w:asciiTheme="minorHAnsi" w:hAnsiTheme="minorHAnsi" w:cstheme="minorHAnsi"/>
           <w:color w:val="00B0F0"/>
         </w:rPr>
-        <w:t>add_files</w:t>
-      </w:r>
-      <w:proofErr w:type="spellEnd"/>
-      <w:r>
-        <w:rPr>
-          <w:rFonts w:asciiTheme="minorHAnsi" w:hAnsiTheme="minorHAnsi" w:cstheme="minorHAnsi"/>
-          <w:color w:val="00B0F0"/>
-        </w:rPr>
-        <w:t xml:space="preserve"> -</w:t>
-      </w:r>
-      <w:proofErr w:type="spellStart"/>
-      <w:r>
-        <w:rPr>
-          <w:rFonts w:asciiTheme="minorHAnsi" w:hAnsiTheme="minorHAnsi" w:cstheme="minorHAnsi"/>
-          <w:color w:val="00B0F0"/>
-        </w:rPr>
-        <w:t>norecurse</w:t>
-      </w:r>
-      <w:proofErr w:type="spellEnd"/>
-      <w:r>
-        <w:rPr>
-          <w:rFonts w:asciiTheme="minorHAnsi" w:hAnsiTheme="minorHAnsi" w:cstheme="minorHAnsi"/>
-          <w:color w:val="00B0F0"/>
-        </w:rPr>
-        <w:t xml:space="preserve"> -</w:t>
-      </w:r>
-      <w:proofErr w:type="spellStart"/>
-      <w:r>
-        <w:rPr>
-          <w:rFonts w:asciiTheme="minorHAnsi" w:hAnsiTheme="minorHAnsi" w:cstheme="minorHAnsi"/>
-          <w:color w:val="00B0F0"/>
-        </w:rPr>
-        <w:t>copy_to</w:t>
-      </w:r>
-      <w:proofErr w:type="spellEnd"/>
-      <w:r>
-        <w:rPr>
-          <w:rFonts w:asciiTheme="minorHAnsi" w:hAnsiTheme="minorHAnsi" w:cstheme="minorHAnsi"/>
-          <w:color w:val="00B0F0"/>
-        </w:rPr>
-        <w:t xml:space="preserve"> c:/Users/chris/Dropbox/Mycourses/EENG498/VHDL_fall2023/ip_repo/acquireWithHDMI_1_0/src C:/Users/chris/Dropbox/Mycourses/EENG498/VHDL_fall2023/ip_repo/acquireWithHDMI_1_0/src/blk_mem_gen_0/blk_mem_gen_0.xci</w:t>
+        <w:t>add_files -norecurse -copy_to c:/Users/chris/Dropbox/Mycourses/EENG498/VHDL_fall2023/ip_repo/acquireWithHDMI_1_0/src C:/Users/chris/Dropbox/Mycourses/EENG498/VHDL_fall2023/ip_repo/acquireWithHDMI_1_0/src/blk_mem_gen_0/blk_mem_gen_0.xci</w:t>
       </w:r>
     </w:p>
     <w:p>
@@ -1519,23 +1110,7 @@
           <w:rFonts w:asciiTheme="minorHAnsi" w:hAnsiTheme="minorHAnsi" w:cstheme="minorHAnsi"/>
           <w:color w:val="FF0000"/>
         </w:rPr>
-        <w:t>ERROR: [</w:t>
-      </w:r>
-      <w:proofErr w:type="spellStart"/>
-      <w:r>
-        <w:rPr>
-          <w:rFonts w:asciiTheme="minorHAnsi" w:hAnsiTheme="minorHAnsi" w:cstheme="minorHAnsi"/>
-          <w:color w:val="FF0000"/>
-        </w:rPr>
-        <w:t>Vivado</w:t>
-      </w:r>
-      <w:proofErr w:type="spellEnd"/>
-      <w:r>
-        <w:rPr>
-          <w:rFonts w:asciiTheme="minorHAnsi" w:hAnsiTheme="minorHAnsi" w:cstheme="minorHAnsi"/>
-          <w:color w:val="FF0000"/>
-        </w:rPr>
-        <w:t xml:space="preserve"> 12-3629] The destination directory 'c:/Users/chris/Dropbox/Mycourses/EENG498/VHDL_fall2023/ip_repo/acquireWithHDMI_1_0/src/blk_mem_gen_0' already exists, please use -force if you want to overwrite!</w:t>
+        <w:t>ERROR: [Vivado 12-3629] The destination directory 'c:/Users/chris/Dropbox/Mycourses/EENG498/VHDL_fall2023/ip_repo/acquireWithHDMI_1_0/src/blk_mem_gen_0' already exists, please use -force if you want to overwrite!</w:t>
       </w:r>
     </w:p>
     <w:p>
@@ -1575,63 +1150,7 @@
           <w:rFonts w:asciiTheme="minorHAnsi" w:hAnsiTheme="minorHAnsi" w:cstheme="minorHAnsi"/>
         </w:rPr>
         <w:lastRenderedPageBreak/>
-        <w:t xml:space="preserve">Copy the blue </w:t>
-      </w:r>
-      <w:proofErr w:type="spellStart"/>
-      <w:r>
-        <w:rPr>
-          <w:rFonts w:asciiTheme="minorHAnsi" w:hAnsiTheme="minorHAnsi" w:cstheme="minorHAnsi"/>
-        </w:rPr>
-        <w:t>add_files</w:t>
-      </w:r>
-      <w:proofErr w:type="spellEnd"/>
-      <w:r>
-        <w:rPr>
-          <w:rFonts w:asciiTheme="minorHAnsi" w:hAnsiTheme="minorHAnsi" w:cstheme="minorHAnsi"/>
-        </w:rPr>
-        <w:t xml:space="preserve"> command and then paste it in the TCL command area.  Add </w:t>
-      </w:r>
-      <w:proofErr w:type="spellStart"/>
-      <w:r>
-        <w:rPr>
-          <w:rFonts w:asciiTheme="minorHAnsi" w:hAnsiTheme="minorHAnsi" w:cstheme="minorHAnsi"/>
-        </w:rPr>
-        <w:t>add</w:t>
-      </w:r>
-      <w:proofErr w:type="spellEnd"/>
-      <w:r>
-        <w:rPr>
-          <w:rFonts w:asciiTheme="minorHAnsi" w:hAnsiTheme="minorHAnsi" w:cstheme="minorHAnsi"/>
-        </w:rPr>
-        <w:t xml:space="preserve"> -force just after the </w:t>
-      </w:r>
-      <w:proofErr w:type="spellStart"/>
-      <w:r>
-        <w:rPr>
-          <w:rFonts w:asciiTheme="minorHAnsi" w:hAnsiTheme="minorHAnsi" w:cstheme="minorHAnsi"/>
-        </w:rPr>
-        <w:t>add_force</w:t>
-      </w:r>
-      <w:proofErr w:type="spellEnd"/>
-      <w:r>
-        <w:rPr>
-          <w:rFonts w:asciiTheme="minorHAnsi" w:hAnsiTheme="minorHAnsi" w:cstheme="minorHAnsi"/>
-        </w:rPr>
-        <w:t xml:space="preserve"> command.  Hit return and </w:t>
-      </w:r>
-      <w:proofErr w:type="spellStart"/>
-      <w:r>
-        <w:rPr>
-          <w:rFonts w:asciiTheme="minorHAnsi" w:hAnsiTheme="minorHAnsi" w:cstheme="minorHAnsi"/>
-        </w:rPr>
-        <w:t>whamo</w:t>
-      </w:r>
-      <w:proofErr w:type="spellEnd"/>
-      <w:r>
-        <w:rPr>
-          <w:rFonts w:asciiTheme="minorHAnsi" w:hAnsiTheme="minorHAnsi" w:cstheme="minorHAnsi"/>
-        </w:rPr>
-        <w:t>, you’re back in business.</w:t>
+        <w:t>Copy the blue add_files command and then paste it in the TCL command area.  Add add -force just after the add_force command.  Hit return and whamo, you’re back in business.</w:t>
       </w:r>
     </w:p>
     <w:p>
@@ -1764,21 +1283,7 @@
         <w:rPr>
           <w:rFonts w:asciiTheme="minorHAnsi" w:hAnsiTheme="minorHAnsi" w:cstheme="minorHAnsi"/>
         </w:rPr>
-        <w:t xml:space="preserve">ad the AD7606 is longer than the sampling interval setup by the counters in the </w:t>
-      </w:r>
-      <w:proofErr w:type="spellStart"/>
-      <w:r>
-        <w:rPr>
-          <w:rFonts w:asciiTheme="minorHAnsi" w:hAnsiTheme="minorHAnsi" w:cstheme="minorHAnsi"/>
-        </w:rPr>
-        <w:t>datapath</w:t>
-      </w:r>
-      <w:proofErr w:type="spellEnd"/>
-      <w:r>
-        <w:rPr>
-          <w:rFonts w:asciiTheme="minorHAnsi" w:hAnsiTheme="minorHAnsi" w:cstheme="minorHAnsi"/>
-        </w:rPr>
-        <w:t xml:space="preserve">.  There are no safeguards against this at the present time.  </w:t>
+        <w:t xml:space="preserve">ad the AD7606 is longer than the sampling interval setup by the counters in the datapath.  There are no safeguards against this at the present time.  </w:t>
       </w:r>
     </w:p>
     <w:p>
@@ -1837,21 +1342,7 @@
         <w:rPr>
           <w:rFonts w:asciiTheme="minorHAnsi" w:hAnsiTheme="minorHAnsi" w:cstheme="minorHAnsi"/>
         </w:rPr>
-        <w:t xml:space="preserve">Adjustable sampling rate.  This is already present in the </w:t>
-      </w:r>
-      <w:proofErr w:type="spellStart"/>
-      <w:r>
-        <w:rPr>
-          <w:rFonts w:asciiTheme="minorHAnsi" w:hAnsiTheme="minorHAnsi" w:cstheme="minorHAnsi"/>
-        </w:rPr>
-        <w:t>datapath</w:t>
-      </w:r>
-      <w:proofErr w:type="spellEnd"/>
-      <w:r>
-        <w:rPr>
-          <w:rFonts w:asciiTheme="minorHAnsi" w:hAnsiTheme="minorHAnsi" w:cstheme="minorHAnsi"/>
-        </w:rPr>
-        <w:t>, but the control bits of the sampling rate mux (which selects the rate) are hardwired for the fastest rate.  Pushing these control bits out to the ARM would allow the ARM to select a slower rate as needed.</w:t>
+        <w:t>Adjustable sampling rate.  This is already present in the datapath, but the control bits of the sampling rate mux (which selects the rate) are hardwired for the fastest rate.  Pushing these control bits out to the ARM would allow the ARM to select a slower rate as needed.</w:t>
       </w:r>
     </w:p>
     <w:p>
@@ -1898,7 +1389,7 @@
 </file>
 
 <file path=word/endnotes.xml><?xml version="1.0" encoding="utf-8"?>
-<w:endnotes xmlns:wpc="http://schemas.microsoft.com/office/word/2010/wordprocessingCanvas" xmlns:cx="http://schemas.microsoft.com/office/drawing/2014/chartex" xmlns:cx1="http://schemas.microsoft.com/office/drawing/2015/9/8/chartex" xmlns:cx2="http://schemas.microsoft.com/office/drawing/2015/10/21/chartex" xmlns:cx3="http://schemas.microsoft.com/office/drawing/2016/5/9/chartex" xmlns:cx4="http://schemas.microsoft.com/office/drawing/2016/5/10/chartex" xmlns:cx5="http://schemas.microsoft.com/office/drawing/2016/5/11/chartex" xmlns:cx6="http://schemas.microsoft.com/office/drawing/2016/5/12/chartex" xmlns:cx7="http://schemas.microsoft.com/office/drawing/2016/5/13/chartex" xmlns:cx8="http://schemas.microsoft.com/office/drawing/2016/5/14/chartex" xmlns:mc="http://schemas.openxmlformats.org/markup-compatibility/2006" xmlns:aink="http://schemas.microsoft.com/office/drawing/2016/ink" xmlns:am3d="http://schemas.microsoft.com/office/drawing/2017/model3d" xmlns:o="urn:schemas-microsoft-com:office:office" xmlns:oel="http://schemas.microsoft.com/office/2019/extlst" xmlns:r="http://schemas.openxmlformats.org/officeDocument/2006/relationships" xmlns:m="http://schemas.openxmlformats.org/officeDocument/2006/math" xmlns:v="urn:schemas-microsoft-com:vml" xmlns:wp14="http://schemas.microsoft.com/office/word/2010/wordprocessingDrawing" xmlns:wp="http://schemas.openxmlformats.org/drawingml/2006/wordprocessingDrawing" xmlns:w10="urn:schemas-microsoft-com:office:word" xmlns:w="http://schemas.openxmlformats.org/wordprocessingml/2006/main" xmlns:w14="http://schemas.microsoft.com/office/word/2010/wordml" xmlns:w15="http://schemas.microsoft.com/office/word/2012/wordml" xmlns:w16cex="http://schemas.microsoft.com/office/word/2018/wordml/cex" xmlns:w16cid="http://schemas.microsoft.com/office/word/2016/wordml/cid" xmlns:w16="http://schemas.microsoft.com/office/word/2018/wordml" xmlns:w16sdtdh="http://schemas.microsoft.com/office/word/2020/wordml/sdtdatahash" xmlns:w16se="http://schemas.microsoft.com/office/word/2015/wordml/symex" xmlns:wpg="http://schemas.microsoft.com/office/word/2010/wordprocessingGroup" xmlns:wpi="http://schemas.microsoft.com/office/word/2010/wordprocessingInk" xmlns:wne="http://schemas.microsoft.com/office/word/2006/wordml" xmlns:wps="http://schemas.microsoft.com/office/word/2010/wordprocessingShape" mc:Ignorable="w14 w15 w16se w16cid w16 w16cex w16sdtdh wp14">
+<w:endnotes xmlns:wpc="http://schemas.microsoft.com/office/word/2010/wordprocessingCanvas" xmlns:cx="http://schemas.microsoft.com/office/drawing/2014/chartex" xmlns:cx1="http://schemas.microsoft.com/office/drawing/2015/9/8/chartex" xmlns:cx2="http://schemas.microsoft.com/office/drawing/2015/10/21/chartex" xmlns:cx3="http://schemas.microsoft.com/office/drawing/2016/5/9/chartex" xmlns:cx4="http://schemas.microsoft.com/office/drawing/2016/5/10/chartex" xmlns:cx5="http://schemas.microsoft.com/office/drawing/2016/5/11/chartex" xmlns:cx6="http://schemas.microsoft.com/office/drawing/2016/5/12/chartex" xmlns:cx7="http://schemas.microsoft.com/office/drawing/2016/5/13/chartex" xmlns:cx8="http://schemas.microsoft.com/office/drawing/2016/5/14/chartex" xmlns:mc="http://schemas.openxmlformats.org/markup-compatibility/2006" xmlns:aink="http://schemas.microsoft.com/office/drawing/2016/ink" xmlns:am3d="http://schemas.microsoft.com/office/drawing/2017/model3d" xmlns:o="urn:schemas-microsoft-com:office:office" xmlns:oel="http://schemas.microsoft.com/office/2019/extlst" xmlns:r="http://schemas.openxmlformats.org/officeDocument/2006/relationships" xmlns:m="http://schemas.openxmlformats.org/officeDocument/2006/math" xmlns:v="urn:schemas-microsoft-com:vml" xmlns:wp14="http://schemas.microsoft.com/office/word/2010/wordprocessingDrawing" xmlns:wp="http://schemas.openxmlformats.org/drawingml/2006/wordprocessingDrawing" xmlns:w10="urn:schemas-microsoft-com:office:word" xmlns:w="http://schemas.openxmlformats.org/wordprocessingml/2006/main" xmlns:w14="http://schemas.microsoft.com/office/word/2010/wordml" xmlns:w15="http://schemas.microsoft.com/office/word/2012/wordml" xmlns:w16cex="http://schemas.microsoft.com/office/word/2018/wordml/cex" xmlns:w16cid="http://schemas.microsoft.com/office/word/2016/wordml/cid" xmlns:w16="http://schemas.microsoft.com/office/word/2018/wordml" xmlns:w16du="http://schemas.microsoft.com/office/word/2023/wordml/word16du" xmlns:w16sdtdh="http://schemas.microsoft.com/office/word/2020/wordml/sdtdatahash" xmlns:w16sdtfl="http://schemas.microsoft.com/office/word/2024/wordml/sdtformatlock" xmlns:w16se="http://schemas.microsoft.com/office/word/2015/wordml/symex" xmlns:wpg="http://schemas.microsoft.com/office/word/2010/wordprocessingGroup" xmlns:wpi="http://schemas.microsoft.com/office/word/2010/wordprocessingInk" xmlns:wne="http://schemas.microsoft.com/office/word/2006/wordml" xmlns:wps="http://schemas.microsoft.com/office/word/2010/wordprocessingShape" mc:Ignorable="w14 w15 w16se w16cid w16 w16cex w16sdtdh w16sdtfl w16du wp14">
   <w:endnote w:type="separator" w:id="-1">
     <w:p>
       <w:pPr>
@@ -1923,7 +1414,7 @@
 </file>
 
 <file path=word/footer1.xml><?xml version="1.0" encoding="utf-8"?>
-<w:ftr xmlns:wpc="http://schemas.microsoft.com/office/word/2010/wordprocessingCanvas" xmlns:cx="http://schemas.microsoft.com/office/drawing/2014/chartex" xmlns:cx1="http://schemas.microsoft.com/office/drawing/2015/9/8/chartex" xmlns:cx2="http://schemas.microsoft.com/office/drawing/2015/10/21/chartex" xmlns:cx3="http://schemas.microsoft.com/office/drawing/2016/5/9/chartex" xmlns:cx4="http://schemas.microsoft.com/office/drawing/2016/5/10/chartex" xmlns:cx5="http://schemas.microsoft.com/office/drawing/2016/5/11/chartex" xmlns:cx6="http://schemas.microsoft.com/office/drawing/2016/5/12/chartex" xmlns:cx7="http://schemas.microsoft.com/office/drawing/2016/5/13/chartex" xmlns:cx8="http://schemas.microsoft.com/office/drawing/2016/5/14/chartex" xmlns:mc="http://schemas.openxmlformats.org/markup-compatibility/2006" xmlns:aink="http://schemas.microsoft.com/office/drawing/2016/ink" xmlns:am3d="http://schemas.microsoft.com/office/drawing/2017/model3d" xmlns:o="urn:schemas-microsoft-com:office:office" xmlns:oel="http://schemas.microsoft.com/office/2019/extlst" xmlns:r="http://schemas.openxmlformats.org/officeDocument/2006/relationships" xmlns:m="http://schemas.openxmlformats.org/officeDocument/2006/math" xmlns:v="urn:schemas-microsoft-com:vml" xmlns:wp14="http://schemas.microsoft.com/office/word/2010/wordprocessingDrawing" xmlns:wp="http://schemas.openxmlformats.org/drawingml/2006/wordprocessingDrawing" xmlns:w10="urn:schemas-microsoft-com:office:word" xmlns:w="http://schemas.openxmlformats.org/wordprocessingml/2006/main" xmlns:w14="http://schemas.microsoft.com/office/word/2010/wordml" xmlns:w15="http://schemas.microsoft.com/office/word/2012/wordml" xmlns:w16cex="http://schemas.microsoft.com/office/word/2018/wordml/cex" xmlns:w16cid="http://schemas.microsoft.com/office/word/2016/wordml/cid" xmlns:w16="http://schemas.microsoft.com/office/word/2018/wordml" xmlns:w16sdtdh="http://schemas.microsoft.com/office/word/2020/wordml/sdtdatahash" xmlns:w16se="http://schemas.microsoft.com/office/word/2015/wordml/symex" xmlns:wpg="http://schemas.microsoft.com/office/word/2010/wordprocessingGroup" xmlns:wpi="http://schemas.microsoft.com/office/word/2010/wordprocessingInk" xmlns:wne="http://schemas.microsoft.com/office/word/2006/wordml" xmlns:wps="http://schemas.microsoft.com/office/word/2010/wordprocessingShape" mc:Ignorable="w14 w15 w16se w16cid w16 w16cex w16sdtdh wp14">
+<w:ftr xmlns:wpc="http://schemas.microsoft.com/office/word/2010/wordprocessingCanvas" xmlns:cx="http://schemas.microsoft.com/office/drawing/2014/chartex" xmlns:cx1="http://schemas.microsoft.com/office/drawing/2015/9/8/chartex" xmlns:cx2="http://schemas.microsoft.com/office/drawing/2015/10/21/chartex" xmlns:cx3="http://schemas.microsoft.com/office/drawing/2016/5/9/chartex" xmlns:cx4="http://schemas.microsoft.com/office/drawing/2016/5/10/chartex" xmlns:cx5="http://schemas.microsoft.com/office/drawing/2016/5/11/chartex" xmlns:cx6="http://schemas.microsoft.com/office/drawing/2016/5/12/chartex" xmlns:cx7="http://schemas.microsoft.com/office/drawing/2016/5/13/chartex" xmlns:cx8="http://schemas.microsoft.com/office/drawing/2016/5/14/chartex" xmlns:mc="http://schemas.openxmlformats.org/markup-compatibility/2006" xmlns:aink="http://schemas.microsoft.com/office/drawing/2016/ink" xmlns:am3d="http://schemas.microsoft.com/office/drawing/2017/model3d" xmlns:o="urn:schemas-microsoft-com:office:office" xmlns:oel="http://schemas.microsoft.com/office/2019/extlst" xmlns:r="http://schemas.openxmlformats.org/officeDocument/2006/relationships" xmlns:m="http://schemas.openxmlformats.org/officeDocument/2006/math" xmlns:v="urn:schemas-microsoft-com:vml" xmlns:wp14="http://schemas.microsoft.com/office/word/2010/wordprocessingDrawing" xmlns:wp="http://schemas.openxmlformats.org/drawingml/2006/wordprocessingDrawing" xmlns:w10="urn:schemas-microsoft-com:office:word" xmlns:w="http://schemas.openxmlformats.org/wordprocessingml/2006/main" xmlns:w14="http://schemas.microsoft.com/office/word/2010/wordml" xmlns:w15="http://schemas.microsoft.com/office/word/2012/wordml" xmlns:w16cex="http://schemas.microsoft.com/office/word/2018/wordml/cex" xmlns:w16cid="http://schemas.microsoft.com/office/word/2016/wordml/cid" xmlns:w16="http://schemas.microsoft.com/office/word/2018/wordml" xmlns:w16du="http://schemas.microsoft.com/office/word/2023/wordml/word16du" xmlns:w16sdtdh="http://schemas.microsoft.com/office/word/2020/wordml/sdtdatahash" xmlns:w16sdtfl="http://schemas.microsoft.com/office/word/2024/wordml/sdtformatlock" xmlns:w16se="http://schemas.microsoft.com/office/word/2015/wordml/symex" xmlns:wpg="http://schemas.microsoft.com/office/word/2010/wordprocessingGroup" xmlns:wpi="http://schemas.microsoft.com/office/word/2010/wordprocessingInk" xmlns:wne="http://schemas.microsoft.com/office/word/2006/wordml" xmlns:wps="http://schemas.microsoft.com/office/word/2010/wordprocessingShape" mc:Ignorable="w14 w15 w16se w16cid w16 w16cex w16sdtdh w16sdtfl w16du wp14">
   <w:p>
     <w:pPr>
       <w:spacing w:after="0" w:line="259" w:lineRule="auto"/>
@@ -1974,7 +1465,7 @@
 </file>
 
 <file path=word/footer2.xml><?xml version="1.0" encoding="utf-8"?>
-<w:ftr xmlns:wpc="http://schemas.microsoft.com/office/word/2010/wordprocessingCanvas" xmlns:cx="http://schemas.microsoft.com/office/drawing/2014/chartex" xmlns:cx1="http://schemas.microsoft.com/office/drawing/2015/9/8/chartex" xmlns:cx2="http://schemas.microsoft.com/office/drawing/2015/10/21/chartex" xmlns:cx3="http://schemas.microsoft.com/office/drawing/2016/5/9/chartex" xmlns:cx4="http://schemas.microsoft.com/office/drawing/2016/5/10/chartex" xmlns:cx5="http://schemas.microsoft.com/office/drawing/2016/5/11/chartex" xmlns:cx6="http://schemas.microsoft.com/office/drawing/2016/5/12/chartex" xmlns:cx7="http://schemas.microsoft.com/office/drawing/2016/5/13/chartex" xmlns:cx8="http://schemas.microsoft.com/office/drawing/2016/5/14/chartex" xmlns:mc="http://schemas.openxmlformats.org/markup-compatibility/2006" xmlns:aink="http://schemas.microsoft.com/office/drawing/2016/ink" xmlns:am3d="http://schemas.microsoft.com/office/drawing/2017/model3d" xmlns:o="urn:schemas-microsoft-com:office:office" xmlns:oel="http://schemas.microsoft.com/office/2019/extlst" xmlns:r="http://schemas.openxmlformats.org/officeDocument/2006/relationships" xmlns:m="http://schemas.openxmlformats.org/officeDocument/2006/math" xmlns:v="urn:schemas-microsoft-com:vml" xmlns:wp14="http://schemas.microsoft.com/office/word/2010/wordprocessingDrawing" xmlns:wp="http://schemas.openxmlformats.org/drawingml/2006/wordprocessingDrawing" xmlns:w10="urn:schemas-microsoft-com:office:word" xmlns:w="http://schemas.openxmlformats.org/wordprocessingml/2006/main" xmlns:w14="http://schemas.microsoft.com/office/word/2010/wordml" xmlns:w15="http://schemas.microsoft.com/office/word/2012/wordml" xmlns:w16cex="http://schemas.microsoft.com/office/word/2018/wordml/cex" xmlns:w16cid="http://schemas.microsoft.com/office/word/2016/wordml/cid" xmlns:w16="http://schemas.microsoft.com/office/word/2018/wordml" xmlns:w16sdtdh="http://schemas.microsoft.com/office/word/2020/wordml/sdtdatahash" xmlns:w16se="http://schemas.microsoft.com/office/word/2015/wordml/symex" xmlns:wpg="http://schemas.microsoft.com/office/word/2010/wordprocessingGroup" xmlns:wpi="http://schemas.microsoft.com/office/word/2010/wordprocessingInk" xmlns:wne="http://schemas.microsoft.com/office/word/2006/wordml" xmlns:wps="http://schemas.microsoft.com/office/word/2010/wordprocessingShape" mc:Ignorable="w14 w15 w16se w16cid w16 w16cex w16sdtdh wp14">
+<w:ftr xmlns:wpc="http://schemas.microsoft.com/office/word/2010/wordprocessingCanvas" xmlns:cx="http://schemas.microsoft.com/office/drawing/2014/chartex" xmlns:cx1="http://schemas.microsoft.com/office/drawing/2015/9/8/chartex" xmlns:cx2="http://schemas.microsoft.com/office/drawing/2015/10/21/chartex" xmlns:cx3="http://schemas.microsoft.com/office/drawing/2016/5/9/chartex" xmlns:cx4="http://schemas.microsoft.com/office/drawing/2016/5/10/chartex" xmlns:cx5="http://schemas.microsoft.com/office/drawing/2016/5/11/chartex" xmlns:cx6="http://schemas.microsoft.com/office/drawing/2016/5/12/chartex" xmlns:cx7="http://schemas.microsoft.com/office/drawing/2016/5/13/chartex" xmlns:cx8="http://schemas.microsoft.com/office/drawing/2016/5/14/chartex" xmlns:mc="http://schemas.openxmlformats.org/markup-compatibility/2006" xmlns:aink="http://schemas.microsoft.com/office/drawing/2016/ink" xmlns:am3d="http://schemas.microsoft.com/office/drawing/2017/model3d" xmlns:o="urn:schemas-microsoft-com:office:office" xmlns:oel="http://schemas.microsoft.com/office/2019/extlst" xmlns:r="http://schemas.openxmlformats.org/officeDocument/2006/relationships" xmlns:m="http://schemas.openxmlformats.org/officeDocument/2006/math" xmlns:v="urn:schemas-microsoft-com:vml" xmlns:wp14="http://schemas.microsoft.com/office/word/2010/wordprocessingDrawing" xmlns:wp="http://schemas.openxmlformats.org/drawingml/2006/wordprocessingDrawing" xmlns:w10="urn:schemas-microsoft-com:office:word" xmlns:w="http://schemas.openxmlformats.org/wordprocessingml/2006/main" xmlns:w14="http://schemas.microsoft.com/office/word/2010/wordml" xmlns:w15="http://schemas.microsoft.com/office/word/2012/wordml" xmlns:w16cex="http://schemas.microsoft.com/office/word/2018/wordml/cex" xmlns:w16cid="http://schemas.microsoft.com/office/word/2016/wordml/cid" xmlns:w16="http://schemas.microsoft.com/office/word/2018/wordml" xmlns:w16du="http://schemas.microsoft.com/office/word/2023/wordml/word16du" xmlns:w16sdtdh="http://schemas.microsoft.com/office/word/2020/wordml/sdtdatahash" xmlns:w16sdtfl="http://schemas.microsoft.com/office/word/2024/wordml/sdtformatlock" xmlns:w16se="http://schemas.microsoft.com/office/word/2015/wordml/symex" xmlns:wpg="http://schemas.microsoft.com/office/word/2010/wordprocessingGroup" xmlns:wpi="http://schemas.microsoft.com/office/word/2010/wordprocessingInk" xmlns:wne="http://schemas.microsoft.com/office/word/2006/wordml" xmlns:wps="http://schemas.microsoft.com/office/word/2010/wordprocessingShape" mc:Ignorable="w14 w15 w16se w16cid w16 w16cex w16sdtdh w16sdtfl w16du wp14">
   <w:p>
     <w:pPr>
       <w:spacing w:after="0" w:line="259" w:lineRule="auto"/>
@@ -2026,7 +1517,7 @@
 </file>
 
 <file path=word/footer3.xml><?xml version="1.0" encoding="utf-8"?>
-<w:ftr xmlns:wpc="http://schemas.microsoft.com/office/word/2010/wordprocessingCanvas" xmlns:cx="http://schemas.microsoft.com/office/drawing/2014/chartex" xmlns:cx1="http://schemas.microsoft.com/office/drawing/2015/9/8/chartex" xmlns:cx2="http://schemas.microsoft.com/office/drawing/2015/10/21/chartex" xmlns:cx3="http://schemas.microsoft.com/office/drawing/2016/5/9/chartex" xmlns:cx4="http://schemas.microsoft.com/office/drawing/2016/5/10/chartex" xmlns:cx5="http://schemas.microsoft.com/office/drawing/2016/5/11/chartex" xmlns:cx6="http://schemas.microsoft.com/office/drawing/2016/5/12/chartex" xmlns:cx7="http://schemas.microsoft.com/office/drawing/2016/5/13/chartex" xmlns:cx8="http://schemas.microsoft.com/office/drawing/2016/5/14/chartex" xmlns:mc="http://schemas.openxmlformats.org/markup-compatibility/2006" xmlns:aink="http://schemas.microsoft.com/office/drawing/2016/ink" xmlns:am3d="http://schemas.microsoft.com/office/drawing/2017/model3d" xmlns:o="urn:schemas-microsoft-com:office:office" xmlns:oel="http://schemas.microsoft.com/office/2019/extlst" xmlns:r="http://schemas.openxmlformats.org/officeDocument/2006/relationships" xmlns:m="http://schemas.openxmlformats.org/officeDocument/2006/math" xmlns:v="urn:schemas-microsoft-com:vml" xmlns:wp14="http://schemas.microsoft.com/office/word/2010/wordprocessingDrawing" xmlns:wp="http://schemas.openxmlformats.org/drawingml/2006/wordprocessingDrawing" xmlns:w10="urn:schemas-microsoft-com:office:word" xmlns:w="http://schemas.openxmlformats.org/wordprocessingml/2006/main" xmlns:w14="http://schemas.microsoft.com/office/word/2010/wordml" xmlns:w15="http://schemas.microsoft.com/office/word/2012/wordml" xmlns:w16cex="http://schemas.microsoft.com/office/word/2018/wordml/cex" xmlns:w16cid="http://schemas.microsoft.com/office/word/2016/wordml/cid" xmlns:w16="http://schemas.microsoft.com/office/word/2018/wordml" xmlns:w16sdtdh="http://schemas.microsoft.com/office/word/2020/wordml/sdtdatahash" xmlns:w16se="http://schemas.microsoft.com/office/word/2015/wordml/symex" xmlns:wpg="http://schemas.microsoft.com/office/word/2010/wordprocessingGroup" xmlns:wpi="http://schemas.microsoft.com/office/word/2010/wordprocessingInk" xmlns:wne="http://schemas.microsoft.com/office/word/2006/wordml" xmlns:wps="http://schemas.microsoft.com/office/word/2010/wordprocessingShape" mc:Ignorable="w14 w15 w16se w16cid w16 w16cex w16sdtdh wp14">
+<w:ftr xmlns:wpc="http://schemas.microsoft.com/office/word/2010/wordprocessingCanvas" xmlns:cx="http://schemas.microsoft.com/office/drawing/2014/chartex" xmlns:cx1="http://schemas.microsoft.com/office/drawing/2015/9/8/chartex" xmlns:cx2="http://schemas.microsoft.com/office/drawing/2015/10/21/chartex" xmlns:cx3="http://schemas.microsoft.com/office/drawing/2016/5/9/chartex" xmlns:cx4="http://schemas.microsoft.com/office/drawing/2016/5/10/chartex" xmlns:cx5="http://schemas.microsoft.com/office/drawing/2016/5/11/chartex" xmlns:cx6="http://schemas.microsoft.com/office/drawing/2016/5/12/chartex" xmlns:cx7="http://schemas.microsoft.com/office/drawing/2016/5/13/chartex" xmlns:cx8="http://schemas.microsoft.com/office/drawing/2016/5/14/chartex" xmlns:mc="http://schemas.openxmlformats.org/markup-compatibility/2006" xmlns:aink="http://schemas.microsoft.com/office/drawing/2016/ink" xmlns:am3d="http://schemas.microsoft.com/office/drawing/2017/model3d" xmlns:o="urn:schemas-microsoft-com:office:office" xmlns:oel="http://schemas.microsoft.com/office/2019/extlst" xmlns:r="http://schemas.openxmlformats.org/officeDocument/2006/relationships" xmlns:m="http://schemas.openxmlformats.org/officeDocument/2006/math" xmlns:v="urn:schemas-microsoft-com:vml" xmlns:wp14="http://schemas.microsoft.com/office/word/2010/wordprocessingDrawing" xmlns:wp="http://schemas.openxmlformats.org/drawingml/2006/wordprocessingDrawing" xmlns:w10="urn:schemas-microsoft-com:office:word" xmlns:w="http://schemas.openxmlformats.org/wordprocessingml/2006/main" xmlns:w14="http://schemas.microsoft.com/office/word/2010/wordml" xmlns:w15="http://schemas.microsoft.com/office/word/2012/wordml" xmlns:w16cex="http://schemas.microsoft.com/office/word/2018/wordml/cex" xmlns:w16cid="http://schemas.microsoft.com/office/word/2016/wordml/cid" xmlns:w16="http://schemas.microsoft.com/office/word/2018/wordml" xmlns:w16du="http://schemas.microsoft.com/office/word/2023/wordml/word16du" xmlns:w16sdtdh="http://schemas.microsoft.com/office/word/2020/wordml/sdtdatahash" xmlns:w16sdtfl="http://schemas.microsoft.com/office/word/2024/wordml/sdtformatlock" xmlns:w16se="http://schemas.microsoft.com/office/word/2015/wordml/symex" xmlns:wpg="http://schemas.microsoft.com/office/word/2010/wordprocessingGroup" xmlns:wpi="http://schemas.microsoft.com/office/word/2010/wordprocessingInk" xmlns:wne="http://schemas.microsoft.com/office/word/2006/wordml" xmlns:wps="http://schemas.microsoft.com/office/word/2010/wordprocessingShape" mc:Ignorable="w14 w15 w16se w16cid w16 w16cex w16sdtdh w16sdtfl w16du wp14">
   <w:p>
     <w:pPr>
       <w:spacing w:after="0" w:line="259" w:lineRule="auto"/>
@@ -2078,7 +1569,7 @@
 </file>
 
 <file path=word/footnotes.xml><?xml version="1.0" encoding="utf-8"?>
-<w:footnotes xmlns:wpc="http://schemas.microsoft.com/office/word/2010/wordprocessingCanvas" xmlns:cx="http://schemas.microsoft.com/office/drawing/2014/chartex" xmlns:cx1="http://schemas.microsoft.com/office/drawing/2015/9/8/chartex" xmlns:cx2="http://schemas.microsoft.com/office/drawing/2015/10/21/chartex" xmlns:cx3="http://schemas.microsoft.com/office/drawing/2016/5/9/chartex" xmlns:cx4="http://schemas.microsoft.com/office/drawing/2016/5/10/chartex" xmlns:cx5="http://schemas.microsoft.com/office/drawing/2016/5/11/chartex" xmlns:cx6="http://schemas.microsoft.com/office/drawing/2016/5/12/chartex" xmlns:cx7="http://schemas.microsoft.com/office/drawing/2016/5/13/chartex" xmlns:cx8="http://schemas.microsoft.com/office/drawing/2016/5/14/chartex" xmlns:mc="http://schemas.openxmlformats.org/markup-compatibility/2006" xmlns:aink="http://schemas.microsoft.com/office/drawing/2016/ink" xmlns:am3d="http://schemas.microsoft.com/office/drawing/2017/model3d" xmlns:o="urn:schemas-microsoft-com:office:office" xmlns:oel="http://schemas.microsoft.com/office/2019/extlst" xmlns:r="http://schemas.openxmlformats.org/officeDocument/2006/relationships" xmlns:m="http://schemas.openxmlformats.org/officeDocument/2006/math" xmlns:v="urn:schemas-microsoft-com:vml" xmlns:wp14="http://schemas.microsoft.com/office/word/2010/wordprocessingDrawing" xmlns:wp="http://schemas.openxmlformats.org/drawingml/2006/wordprocessingDrawing" xmlns:w10="urn:schemas-microsoft-com:office:word" xmlns:w="http://schemas.openxmlformats.org/wordprocessingml/2006/main" xmlns:w14="http://schemas.microsoft.com/office/word/2010/wordml" xmlns:w15="http://schemas.microsoft.com/office/word/2012/wordml" xmlns:w16cex="http://schemas.microsoft.com/office/word/2018/wordml/cex" xmlns:w16cid="http://schemas.microsoft.com/office/word/2016/wordml/cid" xmlns:w16="http://schemas.microsoft.com/office/word/2018/wordml" xmlns:w16sdtdh="http://schemas.microsoft.com/office/word/2020/wordml/sdtdatahash" xmlns:w16se="http://schemas.microsoft.com/office/word/2015/wordml/symex" xmlns:wpg="http://schemas.microsoft.com/office/word/2010/wordprocessingGroup" xmlns:wpi="http://schemas.microsoft.com/office/word/2010/wordprocessingInk" xmlns:wne="http://schemas.microsoft.com/office/word/2006/wordml" xmlns:wps="http://schemas.microsoft.com/office/word/2010/wordprocessingShape" mc:Ignorable="w14 w15 w16se w16cid w16 w16cex w16sdtdh wp14">
+<w:footnotes xmlns:wpc="http://schemas.microsoft.com/office/word/2010/wordprocessingCanvas" xmlns:cx="http://schemas.microsoft.com/office/drawing/2014/chartex" xmlns:cx1="http://schemas.microsoft.com/office/drawing/2015/9/8/chartex" xmlns:cx2="http://schemas.microsoft.com/office/drawing/2015/10/21/chartex" xmlns:cx3="http://schemas.microsoft.com/office/drawing/2016/5/9/chartex" xmlns:cx4="http://schemas.microsoft.com/office/drawing/2016/5/10/chartex" xmlns:cx5="http://schemas.microsoft.com/office/drawing/2016/5/11/chartex" xmlns:cx6="http://schemas.microsoft.com/office/drawing/2016/5/12/chartex" xmlns:cx7="http://schemas.microsoft.com/office/drawing/2016/5/13/chartex" xmlns:cx8="http://schemas.microsoft.com/office/drawing/2016/5/14/chartex" xmlns:mc="http://schemas.openxmlformats.org/markup-compatibility/2006" xmlns:aink="http://schemas.microsoft.com/office/drawing/2016/ink" xmlns:am3d="http://schemas.microsoft.com/office/drawing/2017/model3d" xmlns:o="urn:schemas-microsoft-com:office:office" xmlns:oel="http://schemas.microsoft.com/office/2019/extlst" xmlns:r="http://schemas.openxmlformats.org/officeDocument/2006/relationships" xmlns:m="http://schemas.openxmlformats.org/officeDocument/2006/math" xmlns:v="urn:schemas-microsoft-com:vml" xmlns:wp14="http://schemas.microsoft.com/office/word/2010/wordprocessingDrawing" xmlns:wp="http://schemas.openxmlformats.org/drawingml/2006/wordprocessingDrawing" xmlns:w10="urn:schemas-microsoft-com:office:word" xmlns:w="http://schemas.openxmlformats.org/wordprocessingml/2006/main" xmlns:w14="http://schemas.microsoft.com/office/word/2010/wordml" xmlns:w15="http://schemas.microsoft.com/office/word/2012/wordml" xmlns:w16cex="http://schemas.microsoft.com/office/word/2018/wordml/cex" xmlns:w16cid="http://schemas.microsoft.com/office/word/2016/wordml/cid" xmlns:w16="http://schemas.microsoft.com/office/word/2018/wordml" xmlns:w16du="http://schemas.microsoft.com/office/word/2023/wordml/word16du" xmlns:w16sdtdh="http://schemas.microsoft.com/office/word/2020/wordml/sdtdatahash" xmlns:w16sdtfl="http://schemas.microsoft.com/office/word/2024/wordml/sdtformatlock" xmlns:w16se="http://schemas.microsoft.com/office/word/2015/wordml/symex" xmlns:wpg="http://schemas.microsoft.com/office/word/2010/wordprocessingGroup" xmlns:wpi="http://schemas.microsoft.com/office/word/2010/wordprocessingInk" xmlns:wne="http://schemas.microsoft.com/office/word/2006/wordml" xmlns:wps="http://schemas.microsoft.com/office/word/2010/wordprocessingShape" mc:Ignorable="w14 w15 w16se w16cid w16 w16cex w16sdtdh w16sdtfl w16du wp14">
   <w:footnote w:type="separator" w:id="-1">
     <w:p>
       <w:pPr>
@@ -2103,7 +1594,7 @@
 </file>
 
 <file path=word/header1.xml><?xml version="1.0" encoding="utf-8"?>
-<w:hdr xmlns:wpc="http://schemas.microsoft.com/office/word/2010/wordprocessingCanvas" xmlns:cx="http://schemas.microsoft.com/office/drawing/2014/chartex" xmlns:cx1="http://schemas.microsoft.com/office/drawing/2015/9/8/chartex" xmlns:cx2="http://schemas.microsoft.com/office/drawing/2015/10/21/chartex" xmlns:cx3="http://schemas.microsoft.com/office/drawing/2016/5/9/chartex" xmlns:cx4="http://schemas.microsoft.com/office/drawing/2016/5/10/chartex" xmlns:cx5="http://schemas.microsoft.com/office/drawing/2016/5/11/chartex" xmlns:cx6="http://schemas.microsoft.com/office/drawing/2016/5/12/chartex" xmlns:cx7="http://schemas.microsoft.com/office/drawing/2016/5/13/chartex" xmlns:cx8="http://schemas.microsoft.com/office/drawing/2016/5/14/chartex" xmlns:mc="http://schemas.openxmlformats.org/markup-compatibility/2006" xmlns:aink="http://schemas.microsoft.com/office/drawing/2016/ink" xmlns:am3d="http://schemas.microsoft.com/office/drawing/2017/model3d" xmlns:o="urn:schemas-microsoft-com:office:office" xmlns:oel="http://schemas.microsoft.com/office/2019/extlst" xmlns:r="http://schemas.openxmlformats.org/officeDocument/2006/relationships" xmlns:m="http://schemas.openxmlformats.org/officeDocument/2006/math" xmlns:v="urn:schemas-microsoft-com:vml" xmlns:wp14="http://schemas.microsoft.com/office/word/2010/wordprocessingDrawing" xmlns:wp="http://schemas.openxmlformats.org/drawingml/2006/wordprocessingDrawing" xmlns:w10="urn:schemas-microsoft-com:office:word" xmlns:w="http://schemas.openxmlformats.org/wordprocessingml/2006/main" xmlns:w14="http://schemas.microsoft.com/office/word/2010/wordml" xmlns:w15="http://schemas.microsoft.com/office/word/2012/wordml" xmlns:w16cex="http://schemas.microsoft.com/office/word/2018/wordml/cex" xmlns:w16cid="http://schemas.microsoft.com/office/word/2016/wordml/cid" xmlns:w16="http://schemas.microsoft.com/office/word/2018/wordml" xmlns:w16sdtdh="http://schemas.microsoft.com/office/word/2020/wordml/sdtdatahash" xmlns:w16se="http://schemas.microsoft.com/office/word/2015/wordml/symex" xmlns:wpg="http://schemas.microsoft.com/office/word/2010/wordprocessingGroup" xmlns:wpi="http://schemas.microsoft.com/office/word/2010/wordprocessingInk" xmlns:wne="http://schemas.microsoft.com/office/word/2006/wordml" xmlns:wps="http://schemas.microsoft.com/office/word/2010/wordprocessingShape" mc:Ignorable="w14 w15 w16se w16cid w16 w16cex w16sdtdh wp14">
+<w:hdr xmlns:wpc="http://schemas.microsoft.com/office/word/2010/wordprocessingCanvas" xmlns:cx="http://schemas.microsoft.com/office/drawing/2014/chartex" xmlns:cx1="http://schemas.microsoft.com/office/drawing/2015/9/8/chartex" xmlns:cx2="http://schemas.microsoft.com/office/drawing/2015/10/21/chartex" xmlns:cx3="http://schemas.microsoft.com/office/drawing/2016/5/9/chartex" xmlns:cx4="http://schemas.microsoft.com/office/drawing/2016/5/10/chartex" xmlns:cx5="http://schemas.microsoft.com/office/drawing/2016/5/11/chartex" xmlns:cx6="http://schemas.microsoft.com/office/drawing/2016/5/12/chartex" xmlns:cx7="http://schemas.microsoft.com/office/drawing/2016/5/13/chartex" xmlns:cx8="http://schemas.microsoft.com/office/drawing/2016/5/14/chartex" xmlns:mc="http://schemas.openxmlformats.org/markup-compatibility/2006" xmlns:aink="http://schemas.microsoft.com/office/drawing/2016/ink" xmlns:am3d="http://schemas.microsoft.com/office/drawing/2017/model3d" xmlns:o="urn:schemas-microsoft-com:office:office" xmlns:oel="http://schemas.microsoft.com/office/2019/extlst" xmlns:r="http://schemas.openxmlformats.org/officeDocument/2006/relationships" xmlns:m="http://schemas.openxmlformats.org/officeDocument/2006/math" xmlns:v="urn:schemas-microsoft-com:vml" xmlns:wp14="http://schemas.microsoft.com/office/word/2010/wordprocessingDrawing" xmlns:wp="http://schemas.openxmlformats.org/drawingml/2006/wordprocessingDrawing" xmlns:w10="urn:schemas-microsoft-com:office:word" xmlns:w="http://schemas.openxmlformats.org/wordprocessingml/2006/main" xmlns:w14="http://schemas.microsoft.com/office/word/2010/wordml" xmlns:w15="http://schemas.microsoft.com/office/word/2012/wordml" xmlns:w16cex="http://schemas.microsoft.com/office/word/2018/wordml/cex" xmlns:w16cid="http://schemas.microsoft.com/office/word/2016/wordml/cid" xmlns:w16="http://schemas.microsoft.com/office/word/2018/wordml" xmlns:w16du="http://schemas.microsoft.com/office/word/2023/wordml/word16du" xmlns:w16sdtdh="http://schemas.microsoft.com/office/word/2020/wordml/sdtdatahash" xmlns:w16sdtfl="http://schemas.microsoft.com/office/word/2024/wordml/sdtformatlock" xmlns:w16se="http://schemas.microsoft.com/office/word/2015/wordml/symex" xmlns:wpg="http://schemas.microsoft.com/office/word/2010/wordprocessingGroup" xmlns:wpi="http://schemas.microsoft.com/office/word/2010/wordprocessingInk" xmlns:wne="http://schemas.microsoft.com/office/word/2006/wordml" xmlns:wps="http://schemas.microsoft.com/office/word/2010/wordprocessingShape" mc:Ignorable="w14 w15 w16se w16cid w16 w16cex w16sdtdh w16sdtfl w16du wp14">
   <w:p>
     <w:pPr>
       <w:spacing w:after="0" w:line="259" w:lineRule="auto"/>
@@ -2179,7 +1670,7 @@
 </file>
 
 <file path=word/header2.xml><?xml version="1.0" encoding="utf-8"?>
-<w:hdr xmlns:wpc="http://schemas.microsoft.com/office/word/2010/wordprocessingCanvas" xmlns:cx="http://schemas.microsoft.com/office/drawing/2014/chartex" xmlns:cx1="http://schemas.microsoft.com/office/drawing/2015/9/8/chartex" xmlns:cx2="http://schemas.microsoft.com/office/drawing/2015/10/21/chartex" xmlns:cx3="http://schemas.microsoft.com/office/drawing/2016/5/9/chartex" xmlns:cx4="http://schemas.microsoft.com/office/drawing/2016/5/10/chartex" xmlns:cx5="http://schemas.microsoft.com/office/drawing/2016/5/11/chartex" xmlns:cx6="http://schemas.microsoft.com/office/drawing/2016/5/12/chartex" xmlns:cx7="http://schemas.microsoft.com/office/drawing/2016/5/13/chartex" xmlns:cx8="http://schemas.microsoft.com/office/drawing/2016/5/14/chartex" xmlns:mc="http://schemas.openxmlformats.org/markup-compatibility/2006" xmlns:aink="http://schemas.microsoft.com/office/drawing/2016/ink" xmlns:am3d="http://schemas.microsoft.com/office/drawing/2017/model3d" xmlns:o="urn:schemas-microsoft-com:office:office" xmlns:oel="http://schemas.microsoft.com/office/2019/extlst" xmlns:r="http://schemas.openxmlformats.org/officeDocument/2006/relationships" xmlns:m="http://schemas.openxmlformats.org/officeDocument/2006/math" xmlns:v="urn:schemas-microsoft-com:vml" xmlns:wp14="http://schemas.microsoft.com/office/word/2010/wordprocessingDrawing" xmlns:wp="http://schemas.openxmlformats.org/drawingml/2006/wordprocessingDrawing" xmlns:w10="urn:schemas-microsoft-com:office:word" xmlns:w="http://schemas.openxmlformats.org/wordprocessingml/2006/main" xmlns:w14="http://schemas.microsoft.com/office/word/2010/wordml" xmlns:w15="http://schemas.microsoft.com/office/word/2012/wordml" xmlns:w16cex="http://schemas.microsoft.com/office/word/2018/wordml/cex" xmlns:w16cid="http://schemas.microsoft.com/office/word/2016/wordml/cid" xmlns:w16="http://schemas.microsoft.com/office/word/2018/wordml" xmlns:w16sdtdh="http://schemas.microsoft.com/office/word/2020/wordml/sdtdatahash" xmlns:w16se="http://schemas.microsoft.com/office/word/2015/wordml/symex" xmlns:wpg="http://schemas.microsoft.com/office/word/2010/wordprocessingGroup" xmlns:wpi="http://schemas.microsoft.com/office/word/2010/wordprocessingInk" xmlns:wne="http://schemas.microsoft.com/office/word/2006/wordml" xmlns:wps="http://schemas.microsoft.com/office/word/2010/wordprocessingShape" mc:Ignorable="w14 w15 w16se w16cid w16 w16cex w16sdtdh wp14">
+<w:hdr xmlns:wpc="http://schemas.microsoft.com/office/word/2010/wordprocessingCanvas" xmlns:cx="http://schemas.microsoft.com/office/drawing/2014/chartex" xmlns:cx1="http://schemas.microsoft.com/office/drawing/2015/9/8/chartex" xmlns:cx2="http://schemas.microsoft.com/office/drawing/2015/10/21/chartex" xmlns:cx3="http://schemas.microsoft.com/office/drawing/2016/5/9/chartex" xmlns:cx4="http://schemas.microsoft.com/office/drawing/2016/5/10/chartex" xmlns:cx5="http://schemas.microsoft.com/office/drawing/2016/5/11/chartex" xmlns:cx6="http://schemas.microsoft.com/office/drawing/2016/5/12/chartex" xmlns:cx7="http://schemas.microsoft.com/office/drawing/2016/5/13/chartex" xmlns:cx8="http://schemas.microsoft.com/office/drawing/2016/5/14/chartex" xmlns:mc="http://schemas.openxmlformats.org/markup-compatibility/2006" xmlns:aink="http://schemas.microsoft.com/office/drawing/2016/ink" xmlns:am3d="http://schemas.microsoft.com/office/drawing/2017/model3d" xmlns:o="urn:schemas-microsoft-com:office:office" xmlns:oel="http://schemas.microsoft.com/office/2019/extlst" xmlns:r="http://schemas.openxmlformats.org/officeDocument/2006/relationships" xmlns:m="http://schemas.openxmlformats.org/officeDocument/2006/math" xmlns:v="urn:schemas-microsoft-com:vml" xmlns:wp14="http://schemas.microsoft.com/office/word/2010/wordprocessingDrawing" xmlns:wp="http://schemas.openxmlformats.org/drawingml/2006/wordprocessingDrawing" xmlns:w10="urn:schemas-microsoft-com:office:word" xmlns:w="http://schemas.openxmlformats.org/wordprocessingml/2006/main" xmlns:w14="http://schemas.microsoft.com/office/word/2010/wordml" xmlns:w15="http://schemas.microsoft.com/office/word/2012/wordml" xmlns:w16cex="http://schemas.microsoft.com/office/word/2018/wordml/cex" xmlns:w16cid="http://schemas.microsoft.com/office/word/2016/wordml/cid" xmlns:w16="http://schemas.microsoft.com/office/word/2018/wordml" xmlns:w16du="http://schemas.microsoft.com/office/word/2023/wordml/word16du" xmlns:w16sdtdh="http://schemas.microsoft.com/office/word/2020/wordml/sdtdatahash" xmlns:w16sdtfl="http://schemas.microsoft.com/office/word/2024/wordml/sdtformatlock" xmlns:w16se="http://schemas.microsoft.com/office/word/2015/wordml/symex" xmlns:wpg="http://schemas.microsoft.com/office/word/2010/wordprocessingGroup" xmlns:wpi="http://schemas.microsoft.com/office/word/2010/wordprocessingInk" xmlns:wne="http://schemas.microsoft.com/office/word/2006/wordml" xmlns:wps="http://schemas.microsoft.com/office/word/2010/wordprocessingShape" mc:Ignorable="w14 w15 w16se w16cid w16 w16cex w16sdtdh w16sdtfl w16du wp14">
   <w:p>
     <w:pPr>
       <w:spacing w:after="0" w:line="259" w:lineRule="auto"/>
@@ -2216,7 +1707,15 @@
         <w:bCs/>
         <w:noProof/>
       </w:rPr>
-      <w:t>498</w:t>
+      <w:t>48</w:t>
+    </w:r>
+    <w:r>
+      <w:rPr>
+        <w:b/>
+        <w:bCs/>
+        <w:noProof/>
+      </w:rPr>
+      <w:t>4</w:t>
     </w:r>
     <w:r>
       <w:rPr>
@@ -2239,7 +1738,7 @@
 </file>
 
 <file path=word/header3.xml><?xml version="1.0" encoding="utf-8"?>
-<w:hdr xmlns:wpc="http://schemas.microsoft.com/office/word/2010/wordprocessingCanvas" xmlns:cx="http://schemas.microsoft.com/office/drawing/2014/chartex" xmlns:cx1="http://schemas.microsoft.com/office/drawing/2015/9/8/chartex" xmlns:cx2="http://schemas.microsoft.com/office/drawing/2015/10/21/chartex" xmlns:cx3="http://schemas.microsoft.com/office/drawing/2016/5/9/chartex" xmlns:cx4="http://schemas.microsoft.com/office/drawing/2016/5/10/chartex" xmlns:cx5="http://schemas.microsoft.com/office/drawing/2016/5/11/chartex" xmlns:cx6="http://schemas.microsoft.com/office/drawing/2016/5/12/chartex" xmlns:cx7="http://schemas.microsoft.com/office/drawing/2016/5/13/chartex" xmlns:cx8="http://schemas.microsoft.com/office/drawing/2016/5/14/chartex" xmlns:mc="http://schemas.openxmlformats.org/markup-compatibility/2006" xmlns:aink="http://schemas.microsoft.com/office/drawing/2016/ink" xmlns:am3d="http://schemas.microsoft.com/office/drawing/2017/model3d" xmlns:o="urn:schemas-microsoft-com:office:office" xmlns:oel="http://schemas.microsoft.com/office/2019/extlst" xmlns:r="http://schemas.openxmlformats.org/officeDocument/2006/relationships" xmlns:m="http://schemas.openxmlformats.org/officeDocument/2006/math" xmlns:v="urn:schemas-microsoft-com:vml" xmlns:wp14="http://schemas.microsoft.com/office/word/2010/wordprocessingDrawing" xmlns:wp="http://schemas.openxmlformats.org/drawingml/2006/wordprocessingDrawing" xmlns:w10="urn:schemas-microsoft-com:office:word" xmlns:w="http://schemas.openxmlformats.org/wordprocessingml/2006/main" xmlns:w14="http://schemas.microsoft.com/office/word/2010/wordml" xmlns:w15="http://schemas.microsoft.com/office/word/2012/wordml" xmlns:w16cex="http://schemas.microsoft.com/office/word/2018/wordml/cex" xmlns:w16cid="http://schemas.microsoft.com/office/word/2016/wordml/cid" xmlns:w16="http://schemas.microsoft.com/office/word/2018/wordml" xmlns:w16sdtdh="http://schemas.microsoft.com/office/word/2020/wordml/sdtdatahash" xmlns:w16se="http://schemas.microsoft.com/office/word/2015/wordml/symex" xmlns:wpg="http://schemas.microsoft.com/office/word/2010/wordprocessingGroup" xmlns:wpi="http://schemas.microsoft.com/office/word/2010/wordprocessingInk" xmlns:wne="http://schemas.microsoft.com/office/word/2006/wordml" xmlns:wps="http://schemas.microsoft.com/office/word/2010/wordprocessingShape" mc:Ignorable="w14 w15 w16se w16cid w16 w16cex w16sdtdh wp14">
+<w:hdr xmlns:wpc="http://schemas.microsoft.com/office/word/2010/wordprocessingCanvas" xmlns:cx="http://schemas.microsoft.com/office/drawing/2014/chartex" xmlns:cx1="http://schemas.microsoft.com/office/drawing/2015/9/8/chartex" xmlns:cx2="http://schemas.microsoft.com/office/drawing/2015/10/21/chartex" xmlns:cx3="http://schemas.microsoft.com/office/drawing/2016/5/9/chartex" xmlns:cx4="http://schemas.microsoft.com/office/drawing/2016/5/10/chartex" xmlns:cx5="http://schemas.microsoft.com/office/drawing/2016/5/11/chartex" xmlns:cx6="http://schemas.microsoft.com/office/drawing/2016/5/12/chartex" xmlns:cx7="http://schemas.microsoft.com/office/drawing/2016/5/13/chartex" xmlns:cx8="http://schemas.microsoft.com/office/drawing/2016/5/14/chartex" xmlns:mc="http://schemas.openxmlformats.org/markup-compatibility/2006" xmlns:aink="http://schemas.microsoft.com/office/drawing/2016/ink" xmlns:am3d="http://schemas.microsoft.com/office/drawing/2017/model3d" xmlns:o="urn:schemas-microsoft-com:office:office" xmlns:oel="http://schemas.microsoft.com/office/2019/extlst" xmlns:r="http://schemas.openxmlformats.org/officeDocument/2006/relationships" xmlns:m="http://schemas.openxmlformats.org/officeDocument/2006/math" xmlns:v="urn:schemas-microsoft-com:vml" xmlns:wp14="http://schemas.microsoft.com/office/word/2010/wordprocessingDrawing" xmlns:wp="http://schemas.openxmlformats.org/drawingml/2006/wordprocessingDrawing" xmlns:w10="urn:schemas-microsoft-com:office:word" xmlns:w="http://schemas.openxmlformats.org/wordprocessingml/2006/main" xmlns:w14="http://schemas.microsoft.com/office/word/2010/wordml" xmlns:w15="http://schemas.microsoft.com/office/word/2012/wordml" xmlns:w16cex="http://schemas.microsoft.com/office/word/2018/wordml/cex" xmlns:w16cid="http://schemas.microsoft.com/office/word/2016/wordml/cid" xmlns:w16="http://schemas.microsoft.com/office/word/2018/wordml" xmlns:w16du="http://schemas.microsoft.com/office/word/2023/wordml/word16du" xmlns:w16sdtdh="http://schemas.microsoft.com/office/word/2020/wordml/sdtdatahash" xmlns:w16sdtfl="http://schemas.microsoft.com/office/word/2024/wordml/sdtformatlock" xmlns:w16se="http://schemas.microsoft.com/office/word/2015/wordml/symex" xmlns:wpg="http://schemas.microsoft.com/office/word/2010/wordprocessingGroup" xmlns:wpi="http://schemas.microsoft.com/office/word/2010/wordprocessingInk" xmlns:wne="http://schemas.microsoft.com/office/word/2006/wordml" xmlns:wps="http://schemas.microsoft.com/office/word/2010/wordprocessingShape" mc:Ignorable="w14 w15 w16se w16cid w16 w16cex w16sdtdh w16sdtfl w16du wp14">
   <w:p>
     <w:pPr>
       <w:spacing w:after="0" w:line="259" w:lineRule="auto"/>
@@ -2303,7 +1802,7 @@
 </file>
 
 <file path=word/numbering.xml><?xml version="1.0" encoding="utf-8"?>
-<w:numbering xmlns:wpc="http://schemas.microsoft.com/office/word/2010/wordprocessingCanvas" xmlns:cx="http://schemas.microsoft.com/office/drawing/2014/chartex" xmlns:cx1="http://schemas.microsoft.com/office/drawing/2015/9/8/chartex" xmlns:cx2="http://schemas.microsoft.com/office/drawing/2015/10/21/chartex" xmlns:cx3="http://schemas.microsoft.com/office/drawing/2016/5/9/chartex" xmlns:cx4="http://schemas.microsoft.com/office/drawing/2016/5/10/chartex" xmlns:cx5="http://schemas.microsoft.com/office/drawing/2016/5/11/chartex" xmlns:cx6="http://schemas.microsoft.com/office/drawing/2016/5/12/chartex" xmlns:cx7="http://schemas.microsoft.com/office/drawing/2016/5/13/chartex" xmlns:cx8="http://schemas.microsoft.com/office/drawing/2016/5/14/chartex" xmlns:mc="http://schemas.openxmlformats.org/markup-compatibility/2006" xmlns:aink="http://schemas.microsoft.com/office/drawing/2016/ink" xmlns:am3d="http://schemas.microsoft.com/office/drawing/2017/model3d" xmlns:o="urn:schemas-microsoft-com:office:office" xmlns:oel="http://schemas.microsoft.com/office/2019/extlst" xmlns:r="http://schemas.openxmlformats.org/officeDocument/2006/relationships" xmlns:m="http://schemas.openxmlformats.org/officeDocument/2006/math" xmlns:v="urn:schemas-microsoft-com:vml" xmlns:wp14="http://schemas.microsoft.com/office/word/2010/wordprocessingDrawing" xmlns:wp="http://schemas.openxmlformats.org/drawingml/2006/wordprocessingDrawing" xmlns:w10="urn:schemas-microsoft-com:office:word" xmlns:w="http://schemas.openxmlformats.org/wordprocessingml/2006/main" xmlns:w14="http://schemas.microsoft.com/office/word/2010/wordml" xmlns:w15="http://schemas.microsoft.com/office/word/2012/wordml" xmlns:w16cex="http://schemas.microsoft.com/office/word/2018/wordml/cex" xmlns:w16cid="http://schemas.microsoft.com/office/word/2016/wordml/cid" xmlns:w16="http://schemas.microsoft.com/office/word/2018/wordml" xmlns:w16sdtdh="http://schemas.microsoft.com/office/word/2020/wordml/sdtdatahash" xmlns:w16se="http://schemas.microsoft.com/office/word/2015/wordml/symex" xmlns:wpg="http://schemas.microsoft.com/office/word/2010/wordprocessingGroup" xmlns:wpi="http://schemas.microsoft.com/office/word/2010/wordprocessingInk" xmlns:wne="http://schemas.microsoft.com/office/word/2006/wordml" xmlns:wps="http://schemas.microsoft.com/office/word/2010/wordprocessingShape" mc:Ignorable="w14 w15 w16se w16cid w16 w16cex w16sdtdh wp14">
+<w:numbering xmlns:wpc="http://schemas.microsoft.com/office/word/2010/wordprocessingCanvas" xmlns:cx="http://schemas.microsoft.com/office/drawing/2014/chartex" xmlns:cx1="http://schemas.microsoft.com/office/drawing/2015/9/8/chartex" xmlns:cx2="http://schemas.microsoft.com/office/drawing/2015/10/21/chartex" xmlns:cx3="http://schemas.microsoft.com/office/drawing/2016/5/9/chartex" xmlns:cx4="http://schemas.microsoft.com/office/drawing/2016/5/10/chartex" xmlns:cx5="http://schemas.microsoft.com/office/drawing/2016/5/11/chartex" xmlns:cx6="http://schemas.microsoft.com/office/drawing/2016/5/12/chartex" xmlns:cx7="http://schemas.microsoft.com/office/drawing/2016/5/13/chartex" xmlns:cx8="http://schemas.microsoft.com/office/drawing/2016/5/14/chartex" xmlns:mc="http://schemas.openxmlformats.org/markup-compatibility/2006" xmlns:aink="http://schemas.microsoft.com/office/drawing/2016/ink" xmlns:am3d="http://schemas.microsoft.com/office/drawing/2017/model3d" xmlns:o="urn:schemas-microsoft-com:office:office" xmlns:oel="http://schemas.microsoft.com/office/2019/extlst" xmlns:r="http://schemas.openxmlformats.org/officeDocument/2006/relationships" xmlns:m="http://schemas.openxmlformats.org/officeDocument/2006/math" xmlns:v="urn:schemas-microsoft-com:vml" xmlns:wp14="http://schemas.microsoft.com/office/word/2010/wordprocessingDrawing" xmlns:wp="http://schemas.openxmlformats.org/drawingml/2006/wordprocessingDrawing" xmlns:w10="urn:schemas-microsoft-com:office:word" xmlns:w="http://schemas.openxmlformats.org/wordprocessingml/2006/main" xmlns:w14="http://schemas.microsoft.com/office/word/2010/wordml" xmlns:w15="http://schemas.microsoft.com/office/word/2012/wordml" xmlns:w16cex="http://schemas.microsoft.com/office/word/2018/wordml/cex" xmlns:w16cid="http://schemas.microsoft.com/office/word/2016/wordml/cid" xmlns:w16="http://schemas.microsoft.com/office/word/2018/wordml" xmlns:w16du="http://schemas.microsoft.com/office/word/2023/wordml/word16du" xmlns:w16sdtdh="http://schemas.microsoft.com/office/word/2020/wordml/sdtdatahash" xmlns:w16sdtfl="http://schemas.microsoft.com/office/word/2024/wordml/sdtformatlock" xmlns:w16se="http://schemas.microsoft.com/office/word/2015/wordml/symex" xmlns:wpg="http://schemas.microsoft.com/office/word/2010/wordprocessingGroup" xmlns:wpi="http://schemas.microsoft.com/office/word/2010/wordprocessingInk" xmlns:wne="http://schemas.microsoft.com/office/word/2006/wordml" xmlns:wps="http://schemas.microsoft.com/office/word/2010/wordprocessingShape" mc:Ignorable="w14 w15 w16se w16cid w16 w16cex w16sdtdh w16sdtfl w16du wp14">
   <w:abstractNum w:abstractNumId="0" w15:restartNumberingAfterBreak="0">
     <w:nsid w:val="00531572"/>
     <w:multiLevelType w:val="hybridMultilevel"/>
@@ -5741,7 +5240,7 @@
 </file>
 
 <file path=word/styles.xml><?xml version="1.0" encoding="utf-8"?>
-<w:styles xmlns:mc="http://schemas.openxmlformats.org/markup-compatibility/2006" xmlns:r="http://schemas.openxmlformats.org/officeDocument/2006/relationships" xmlns:w="http://schemas.openxmlformats.org/wordprocessingml/2006/main" xmlns:w14="http://schemas.microsoft.com/office/word/2010/wordml" xmlns:w15="http://schemas.microsoft.com/office/word/2012/wordml" xmlns:w16cex="http://schemas.microsoft.com/office/word/2018/wordml/cex" xmlns:w16cid="http://schemas.microsoft.com/office/word/2016/wordml/cid" xmlns:w16="http://schemas.microsoft.com/office/word/2018/wordml" xmlns:w16sdtdh="http://schemas.microsoft.com/office/word/2020/wordml/sdtdatahash" xmlns:w16se="http://schemas.microsoft.com/office/word/2015/wordml/symex" mc:Ignorable="w14 w15 w16se w16cid w16 w16cex w16sdtdh">
+<w:styles xmlns:mc="http://schemas.openxmlformats.org/markup-compatibility/2006" xmlns:r="http://schemas.openxmlformats.org/officeDocument/2006/relationships" xmlns:w="http://schemas.openxmlformats.org/wordprocessingml/2006/main" xmlns:w14="http://schemas.microsoft.com/office/word/2010/wordml" xmlns:w15="http://schemas.microsoft.com/office/word/2012/wordml" xmlns:w16cex="http://schemas.microsoft.com/office/word/2018/wordml/cex" xmlns:w16cid="http://schemas.microsoft.com/office/word/2016/wordml/cid" xmlns:w16="http://schemas.microsoft.com/office/word/2018/wordml" xmlns:w16du="http://schemas.microsoft.com/office/word/2023/wordml/word16du" xmlns:w16sdtdh="http://schemas.microsoft.com/office/word/2020/wordml/sdtdatahash" xmlns:w16sdtfl="http://schemas.microsoft.com/office/word/2024/wordml/sdtformatlock" xmlns:w16se="http://schemas.microsoft.com/office/word/2015/wordml/symex" mc:Ignorable="w14 w15 w16se w16cid w16 w16cex w16sdtdh w16sdtfl w16du">
   <w:docDefaults>
     <w:rPrDefault>
       <w:rPr>
